--- a/Volume 1/Chapter 03 - File Handling/SPA_Vol1_Ch3_Lesson3_18_Logging.docx
+++ b/Volume 1/Chapter 03 - File Handling/SPA_Vol1_Ch3_Lesson3_18_Logging.docx
@@ -909,7 +909,7 @@
         <w:keepNext/>
       </w:pPr>
       <w:r>
-        <w:t>Save each source and supporting file from this lesson into the matching path in the project layout. As in Chapter 1, notepad .\c\basic_app_log.c creates and opens one: choose Yes, type the file, save it with Ctrl+S, and close Notepad. Then install the TypeScript compiler for this project.</w:t>
+        <w:t>Next, let the tools create each project's settings file, as in Chapter 1. Remember, -o names the project folder: dotnet new console -o makes a C# project there, with a .csproj file and a starter Program.cs, which you replace with this lesson's code in the C# section. Remember, go.mod makes the folder a module: go mod init writes it, and its go line shows the Go version you have installed.</w:t>
       </w:r>
     </w:p>
     <w:p>
@@ -920,9 +920,298 @@
     <w:p>
       <w:pPr>
         <w:pStyle w:val="CommandBlock"/>
-      </w:pPr>
-      <w:r>
-        <w:t>npm --prefix .\typescript install --ignore-scripts --no-audit --no-fund</w:t>
+        <w:keepNext/>
+      </w:pPr>
+      <w:r>
+        <w:t>dotnet new console -o .\csharp\BasicAppLog</w:t>
+      </w:r>
+    </w:p>
+    <w:p>
+      <w:pPr>
+        <w:pStyle w:val="CommandBlock"/>
+        <w:keepNext/>
+      </w:pPr>
+      <w:r>
+        <w:t>dotnet new console -o .\csharp\AppLog</w:t>
+      </w:r>
+    </w:p>
+    <w:p>
+      <w:pPr>
+        <w:pStyle w:val="CommandBlock"/>
+      </w:pPr>
+      <w:r>
+        <w:t>go -C .\go mod init example.com/applog</w:t>
+      </w:r>
+    </w:p>
+    <w:p>
+      <w:pPr>
+        <w:keepNext/>
+      </w:pPr>
+    </w:p>
+    <w:p>
+      <w:pPr>
+        <w:keepNext/>
+      </w:pPr>
+      <w:r>
+        <w:t>Then make the TypeScript project's package.json and install its compiler. Remember, npm init -y, npm pkg, then npm install: Push-Location moves into .\typescript first, because npm init ignores --prefix, and Pop-Location moves back to lesson-3.18.</w:t>
+      </w:r>
+    </w:p>
+    <w:p>
+      <w:pPr>
+        <w:keepNext/>
+      </w:pPr>
+    </w:p>
+    <w:p>
+      <w:pPr>
+        <w:pStyle w:val="CommandBlock"/>
+        <w:keepNext/>
+      </w:pPr>
+      <w:r>
+        <w:t>Push-Location .\typescript</w:t>
+      </w:r>
+    </w:p>
+    <w:p>
+      <w:pPr>
+        <w:pStyle w:val="CommandBlock"/>
+        <w:keepNext/>
+      </w:pPr>
+      <w:r>
+        <w:t>npm init -y</w:t>
+      </w:r>
+    </w:p>
+    <w:p>
+      <w:pPr>
+        <w:pStyle w:val="CommandBlock"/>
+        <w:keepNext/>
+      </w:pPr>
+      <w:r>
+        <w:t>npm pkg set name=app-log-typescript type=module</w:t>
+      </w:r>
+    </w:p>
+    <w:p>
+      <w:pPr>
+        <w:pStyle w:val="CommandBlock"/>
+        <w:keepNext/>
+      </w:pPr>
+      <w:r>
+        <w:t>npm pkg set private=true --json</w:t>
+      </w:r>
+    </w:p>
+    <w:p>
+      <w:pPr>
+        <w:pStyle w:val="CommandBlock"/>
+        <w:keepNext/>
+      </w:pPr>
+      <w:r>
+        <w:t>npm pkg set "scripts.check=tsc --noEmit" "scripts.build=tsc --noEmitOnError"</w:t>
+      </w:r>
+    </w:p>
+    <w:p>
+      <w:pPr>
+        <w:pStyle w:val="CommandBlock"/>
+        <w:keepNext/>
+      </w:pPr>
+      <w:r>
+        <w:t>npm pkg delete version description main keywords author license scripts.test</w:t>
+      </w:r>
+    </w:p>
+    <w:p>
+      <w:pPr>
+        <w:pStyle w:val="CommandBlock"/>
+        <w:keepNext/>
+      </w:pPr>
+      <w:r>
+        <w:t>npm install --save-dev --save-exact typescript@7.0.2 @types/node@24.13.5 `</w:t>
+      </w:r>
+    </w:p>
+    <w:p>
+      <w:pPr>
+        <w:pStyle w:val="CommandBlock"/>
+        <w:keepNext/>
+      </w:pPr>
+      <w:r>
+        <w:t xml:space="preserve">    --ignore-scripts --no-audit --no-fund</w:t>
+      </w:r>
+    </w:p>
+    <w:p>
+      <w:pPr>
+        <w:pStyle w:val="CommandBlock"/>
+      </w:pPr>
+      <w:r>
+        <w:t>Pop-Location</w:t>
+      </w:r>
+    </w:p>
+    <w:p>
+      <w:pPr>
+        <w:keepNext/>
+      </w:pPr>
+    </w:p>
+    <w:p>
+      <w:r>
+        <w:t>Then type the TypeScript compiler settings. As in Chapter 1, notepad .\typescript\tsconfig.json creates and opens the file: choose Yes, type the file, save it with Ctrl+S, and close Notepad.</w:t>
+      </w:r>
+    </w:p>
+    <w:p>
+      <w:pPr>
+        <w:keepNext/>
+      </w:pPr>
+    </w:p>
+    <w:p>
+      <w:pPr>
+        <w:pStyle w:val="Heading3"/>
+      </w:pPr>
+      <w:r>
+        <w:t>typescript/tsconfig.json</w:t>
+      </w:r>
+    </w:p>
+    <w:p>
+      <w:pPr>
+        <w:pStyle w:val="SourceCode"/>
+        <w:keepNext/>
+      </w:pPr>
+      <w:r>
+        <w:t>{</w:t>
+      </w:r>
+    </w:p>
+    <w:p>
+      <w:pPr>
+        <w:pStyle w:val="SourceCode"/>
+        <w:keepNext/>
+      </w:pPr>
+      <w:r>
+        <w:t xml:space="preserve">  "compilerOptions": {</w:t>
+      </w:r>
+    </w:p>
+    <w:p>
+      <w:pPr>
+        <w:pStyle w:val="SourceCode"/>
+      </w:pPr>
+      <w:r>
+        <w:t xml:space="preserve">    "target": "ES2022",</w:t>
+      </w:r>
+    </w:p>
+    <w:p>
+      <w:pPr>
+        <w:pStyle w:val="SourceCode"/>
+      </w:pPr>
+      <w:r>
+        <w:t xml:space="preserve">    "module": "NodeNext",</w:t>
+      </w:r>
+    </w:p>
+    <w:p>
+      <w:pPr>
+        <w:pStyle w:val="SourceCode"/>
+      </w:pPr>
+      <w:r>
+        <w:t xml:space="preserve">    "moduleResolution": "NodeNext",</w:t>
+      </w:r>
+    </w:p>
+    <w:p>
+      <w:pPr>
+        <w:pStyle w:val="SourceCode"/>
+      </w:pPr>
+      <w:r>
+        <w:t xml:space="preserve">    "rootDir": "src",</w:t>
+      </w:r>
+    </w:p>
+    <w:p>
+      <w:pPr>
+        <w:pStyle w:val="SourceCode"/>
+      </w:pPr>
+      <w:r>
+        <w:t xml:space="preserve">    "outDir": "dist",</w:t>
+      </w:r>
+    </w:p>
+    <w:p>
+      <w:pPr>
+        <w:pStyle w:val="SourceCode"/>
+      </w:pPr>
+      <w:r>
+        <w:t xml:space="preserve">    "strict": true,</w:t>
+      </w:r>
+    </w:p>
+    <w:p>
+      <w:pPr>
+        <w:pStyle w:val="SourceCode"/>
+      </w:pPr>
+      <w:r>
+        <w:t xml:space="preserve">    "types": [</w:t>
+      </w:r>
+    </w:p>
+    <w:p>
+      <w:pPr>
+        <w:pStyle w:val="SourceCode"/>
+      </w:pPr>
+      <w:r>
+        <w:t xml:space="preserve">      "node"</w:t>
+      </w:r>
+    </w:p>
+    <w:p>
+      <w:pPr>
+        <w:pStyle w:val="SourceCode"/>
+      </w:pPr>
+      <w:r>
+        <w:t xml:space="preserve">    ],</w:t>
+      </w:r>
+    </w:p>
+    <w:p>
+      <w:pPr>
+        <w:pStyle w:val="SourceCode"/>
+      </w:pPr>
+      <w:r>
+        <w:t xml:space="preserve">    "moduleDetection": "force"</w:t>
+      </w:r>
+    </w:p>
+    <w:p>
+      <w:pPr>
+        <w:pStyle w:val="SourceCode"/>
+      </w:pPr>
+      <w:r>
+        <w:t xml:space="preserve">  },</w:t>
+      </w:r>
+    </w:p>
+    <w:p>
+      <w:pPr>
+        <w:pStyle w:val="SourceCode"/>
+      </w:pPr>
+      <w:r>
+        <w:t xml:space="preserve">  "include": [</w:t>
+      </w:r>
+    </w:p>
+    <w:p>
+      <w:pPr>
+        <w:pStyle w:val="SourceCode"/>
+        <w:keepNext/>
+      </w:pPr>
+      <w:r>
+        <w:t xml:space="preserve">    "src/**/*.ts"</w:t>
+      </w:r>
+    </w:p>
+    <w:p>
+      <w:pPr>
+        <w:pStyle w:val="SourceCode"/>
+        <w:keepNext/>
+      </w:pPr>
+      <w:r>
+        <w:t xml:space="preserve">  ]</w:t>
+      </w:r>
+    </w:p>
+    <w:p>
+      <w:pPr>
+        <w:pStyle w:val="SourceCode"/>
+      </w:pPr>
+      <w:r>
+        <w:t>}</w:t>
+      </w:r>
+    </w:p>
+    <w:p>
+      <w:pPr>
+        <w:keepNext/>
+      </w:pPr>
+    </w:p>
+    <w:p>
+      <w:r>
+        <w:t>You save each source file in its language's section below, as each is shown, the same way.</w:t>
       </w:r>
     </w:p>
     <w:p>
@@ -992,7 +1281,7 @@
         <w:keepNext/>
       </w:pPr>
       <w:r>
-        <w:t>Save each source and supporting file from this lesson into the matching path in the project layout. As in Chapter 1, nano ./c/basic_app_log.c creates and opens one: type the file, then save and close it with Ctrl+O, Enter, then Ctrl+X. Then install the TypeScript compiler for this project.</w:t>
+        <w:t>Then create the C#, Go, and TypeScript project files with the same commands as on Windows; cd moves into ./typescript for the npm lines, and cd .. moves back.</w:t>
       </w:r>
     </w:p>
     <w:p>
@@ -1003,9 +1292,118 @@
     <w:p>
       <w:pPr>
         <w:pStyle w:val="CommandBlock"/>
-      </w:pPr>
-      <w:r>
-        <w:t>npm --prefix ./typescript install --ignore-scripts --no-audit --no-fund</w:t>
+        <w:keepNext/>
+      </w:pPr>
+      <w:r>
+        <w:t>dotnet new console -o ./csharp/BasicAppLog</w:t>
+      </w:r>
+    </w:p>
+    <w:p>
+      <w:pPr>
+        <w:pStyle w:val="CommandBlock"/>
+        <w:keepNext/>
+      </w:pPr>
+      <w:r>
+        <w:t>dotnet new console -o ./csharp/AppLog</w:t>
+      </w:r>
+    </w:p>
+    <w:p>
+      <w:pPr>
+        <w:pStyle w:val="CommandBlock"/>
+        <w:keepNext/>
+      </w:pPr>
+      <w:r>
+        <w:t>go -C ./go mod init example.com/applog</w:t>
+      </w:r>
+    </w:p>
+    <w:p>
+      <w:pPr>
+        <w:pStyle w:val="CommandBlock"/>
+        <w:keepNext/>
+      </w:pPr>
+      <w:r>
+        <w:t>cd ./typescript</w:t>
+      </w:r>
+    </w:p>
+    <w:p>
+      <w:pPr>
+        <w:pStyle w:val="CommandBlock"/>
+        <w:keepNext/>
+      </w:pPr>
+      <w:r>
+        <w:t>npm init -y</w:t>
+      </w:r>
+    </w:p>
+    <w:p>
+      <w:pPr>
+        <w:pStyle w:val="CommandBlock"/>
+        <w:keepNext/>
+      </w:pPr>
+      <w:r>
+        <w:t>npm pkg set name=app-log-typescript type=module</w:t>
+      </w:r>
+    </w:p>
+    <w:p>
+      <w:pPr>
+        <w:pStyle w:val="CommandBlock"/>
+        <w:keepNext/>
+      </w:pPr>
+      <w:r>
+        <w:t>npm pkg set private=true --json</w:t>
+      </w:r>
+    </w:p>
+    <w:p>
+      <w:pPr>
+        <w:pStyle w:val="CommandBlock"/>
+        <w:keepNext/>
+      </w:pPr>
+      <w:r>
+        <w:t>npm pkg set "scripts.check=tsc --noEmit" "scripts.build=tsc --noEmitOnError"</w:t>
+      </w:r>
+    </w:p>
+    <w:p>
+      <w:pPr>
+        <w:pStyle w:val="CommandBlock"/>
+        <w:keepNext/>
+      </w:pPr>
+      <w:r>
+        <w:t>npm pkg delete version description main keywords author license scripts.test</w:t>
+      </w:r>
+    </w:p>
+    <w:p>
+      <w:pPr>
+        <w:pStyle w:val="CommandBlock"/>
+        <w:keepNext/>
+      </w:pPr>
+      <w:r>
+        <w:t>npm install --save-dev --save-exact typescript@7.0.2 @types/node@24.13.5 \</w:t>
+      </w:r>
+    </w:p>
+    <w:p>
+      <w:pPr>
+        <w:pStyle w:val="CommandBlock"/>
+        <w:keepNext/>
+      </w:pPr>
+      <w:r>
+        <w:t xml:space="preserve">    --ignore-scripts --no-audit --no-fund</w:t>
+      </w:r>
+    </w:p>
+    <w:p>
+      <w:pPr>
+        <w:pStyle w:val="CommandBlock"/>
+      </w:pPr>
+      <w:r>
+        <w:t>cd ..</w:t>
+      </w:r>
+    </w:p>
+    <w:p>
+      <w:pPr>
+        <w:keepNext/>
+      </w:pPr>
+    </w:p>
+    <w:p>
+      <w:r>
+        <w:t>Type typescript/tsconfig.json exactly as shown in the Windows setup. You save each source file in its language's section below, as each is shown. As in Chapter 1, nano ./c/basic_app_log.c creates and opens one: type the file, then save and close it with Ctrl+O, Enter, then Ctrl+X.</w:t>
       </w:r>
     </w:p>
     <w:p>
@@ -16015,7 +16413,7 @@
     </w:p>
     <w:p>
       <w:r>
-        <w:t>These files follow the same pattern as the earlier lessons: only the project names change, and go.mod names this lesson's Go module, example.com/applog.</w:t>
+        <w:t>These are the files the setup commands wrote, shown here so you can check yours. Your go line shows your own Go version, and the blank lines and the order of the package.json fields may differ.</w:t>
       </w:r>
     </w:p>
     <w:p>
@@ -16353,164 +16751,6 @@
       </w:pPr>
       <w:r>
         <w:t xml:space="preserve">  }</w:t>
-      </w:r>
-    </w:p>
-    <w:p>
-      <w:pPr>
-        <w:pStyle w:val="SourceCode"/>
-      </w:pPr>
-      <w:r>
-        <w:t>}</w:t>
-      </w:r>
-    </w:p>
-    <w:p>
-      <w:pPr>
-        <w:keepNext/>
-      </w:pPr>
-    </w:p>
-    <w:p>
-      <w:pPr>
-        <w:keepNext/>
-      </w:pPr>
-    </w:p>
-    <w:p>
-      <w:pPr>
-        <w:pStyle w:val="Heading2"/>
-      </w:pPr>
-      <w:r>
-        <w:t>typescript/tsconfig.json</w:t>
-      </w:r>
-    </w:p>
-    <w:p>
-      <w:pPr>
-        <w:pStyle w:val="SourceCode"/>
-        <w:keepNext/>
-      </w:pPr>
-      <w:r>
-        <w:t>{</w:t>
-      </w:r>
-    </w:p>
-    <w:p>
-      <w:pPr>
-        <w:pStyle w:val="SourceCode"/>
-        <w:keepNext/>
-      </w:pPr>
-      <w:r>
-        <w:t xml:space="preserve">  "compilerOptions": {</w:t>
-      </w:r>
-    </w:p>
-    <w:p>
-      <w:pPr>
-        <w:pStyle w:val="SourceCode"/>
-      </w:pPr>
-      <w:r>
-        <w:t xml:space="preserve">    "target": "ES2022",</w:t>
-      </w:r>
-    </w:p>
-    <w:p>
-      <w:pPr>
-        <w:pStyle w:val="SourceCode"/>
-      </w:pPr>
-      <w:r>
-        <w:t xml:space="preserve">    "module": "NodeNext",</w:t>
-      </w:r>
-    </w:p>
-    <w:p>
-      <w:pPr>
-        <w:pStyle w:val="SourceCode"/>
-      </w:pPr>
-      <w:r>
-        <w:t xml:space="preserve">    "moduleResolution": "NodeNext",</w:t>
-      </w:r>
-    </w:p>
-    <w:p>
-      <w:pPr>
-        <w:pStyle w:val="SourceCode"/>
-      </w:pPr>
-      <w:r>
-        <w:t xml:space="preserve">    "rootDir": "src",</w:t>
-      </w:r>
-    </w:p>
-    <w:p>
-      <w:pPr>
-        <w:pStyle w:val="SourceCode"/>
-      </w:pPr>
-      <w:r>
-        <w:t xml:space="preserve">    "outDir": "dist",</w:t>
-      </w:r>
-    </w:p>
-    <w:p>
-      <w:pPr>
-        <w:pStyle w:val="SourceCode"/>
-      </w:pPr>
-      <w:r>
-        <w:t xml:space="preserve">    "strict": true,</w:t>
-      </w:r>
-    </w:p>
-    <w:p>
-      <w:pPr>
-        <w:pStyle w:val="SourceCode"/>
-      </w:pPr>
-      <w:r>
-        <w:t xml:space="preserve">    "types": [</w:t>
-      </w:r>
-    </w:p>
-    <w:p>
-      <w:pPr>
-        <w:pStyle w:val="SourceCode"/>
-      </w:pPr>
-      <w:r>
-        <w:t xml:space="preserve">      "node"</w:t>
-      </w:r>
-    </w:p>
-    <w:p>
-      <w:pPr>
-        <w:pStyle w:val="SourceCode"/>
-      </w:pPr>
-      <w:r>
-        <w:t xml:space="preserve">    ],</w:t>
-      </w:r>
-    </w:p>
-    <w:p>
-      <w:pPr>
-        <w:pStyle w:val="SourceCode"/>
-      </w:pPr>
-      <w:r>
-        <w:t xml:space="preserve">    "moduleDetection": "force"</w:t>
-      </w:r>
-    </w:p>
-    <w:p>
-      <w:pPr>
-        <w:pStyle w:val="SourceCode"/>
-      </w:pPr>
-      <w:r>
-        <w:t xml:space="preserve">  },</w:t>
-      </w:r>
-    </w:p>
-    <w:p>
-      <w:pPr>
-        <w:pStyle w:val="SourceCode"/>
-      </w:pPr>
-      <w:r>
-        <w:t xml:space="preserve">  "include": [</w:t>
-      </w:r>
-    </w:p>
-    <w:p>
-      <w:pPr>
-        <w:pStyle w:val="SourceCode"/>
-        <w:keepNext/>
-      </w:pPr>
-      <w:r>
-        <w:t xml:space="preserve">    "src/**/*.ts"</w:t>
-      </w:r>
-    </w:p>
-    <w:p>
-      <w:pPr>
-        <w:pStyle w:val="SourceCode"/>
-        <w:keepNext/>
-      </w:pPr>
-      <w:r>
-        <w:t xml:space="preserve">  ]</w:t>
       </w:r>
     </w:p>
     <w:p>
@@ -17606,31 +17846,31 @@
       </w:rPr>
     </w:lvl>
   </w:abstractNum>
-  <w:num w:numId="1" w16cid:durableId="771052350">
+  <w:num w:numId="1" w16cid:durableId="1334600650">
     <w:abstractNumId w:val="8"/>
   </w:num>
-  <w:num w:numId="2" w16cid:durableId="1340159586">
+  <w:num w:numId="2" w16cid:durableId="1269315365">
     <w:abstractNumId w:val="6"/>
   </w:num>
-  <w:num w:numId="3" w16cid:durableId="1566914341">
+  <w:num w:numId="3" w16cid:durableId="229772146">
     <w:abstractNumId w:val="5"/>
   </w:num>
-  <w:num w:numId="4" w16cid:durableId="1610774562">
+  <w:num w:numId="4" w16cid:durableId="727994687">
     <w:abstractNumId w:val="4"/>
   </w:num>
-  <w:num w:numId="5" w16cid:durableId="1006010140">
+  <w:num w:numId="5" w16cid:durableId="1748116010">
     <w:abstractNumId w:val="7"/>
   </w:num>
-  <w:num w:numId="6" w16cid:durableId="1083917050">
+  <w:num w:numId="6" w16cid:durableId="1515805009">
     <w:abstractNumId w:val="3"/>
   </w:num>
-  <w:num w:numId="7" w16cid:durableId="1845850955">
+  <w:num w:numId="7" w16cid:durableId="19479918">
     <w:abstractNumId w:val="2"/>
   </w:num>
-  <w:num w:numId="8" w16cid:durableId="166136555">
+  <w:num w:numId="8" w16cid:durableId="1059129483">
     <w:abstractNumId w:val="1"/>
   </w:num>
-  <w:num w:numId="9" w16cid:durableId="340858506">
+  <w:num w:numId="9" w16cid:durableId="453066075">
     <w:abstractNumId w:val="0"/>
   </w:num>
 </w:numbering>

--- a/Volume 1/Chapter 03 - File Handling/SPA_Vol1_Ch3_Lesson3_18_Logging.docx
+++ b/Volume 1/Chapter 03 - File Handling/SPA_Vol1_Ch3_Lesson3_18_Logging.docx
@@ -67,7 +67,7 @@
     </w:p>
     <w:p>
       <w:r>
-        <w:t>Record four timestamped application events in a local log file, app.log: the application's start, one successful operation, one failed operation, and the application's completion, each as one line with its time in UTC, its level, and its message, in C, C++, C#, Go, Python, and TypeScript.</w:t>
+        <w:t>Record four timestamped application events in a local log file, app.log, which each language keeps in its own folder: the application's start, one successful operation, one failed operation, and the application's completion, each as one line with its time in UTC, its level, and its message, in C, C++, C#, Go, Python, and TypeScript.</w:t>
       </w:r>
     </w:p>
     <w:p>
@@ -228,6 +228,17 @@
         <w:pStyle w:val="ListBullet"/>
       </w:pPr>
       <w:r>
+        <w:t xml:space="preserve">Each language keeps its own log: .\c\app.log for C, .\cpp\app.log for C++, and so on, so the languages never write the same file. The programs join the folder and the name, as in Lesson 3.1, and print the path as they joined it, without .\ in front; it still starts from the working directory, and the c at its start is the C folder, never drive C. On Linux or macOS the printed path has / in place of \. The files the programs only read, inventory.txt and missing.txt, stay in the lesson-3.18 folder, shared by </w:t>
+      </w:r>
+      <w:r>
+        <w:t>every language.</w:t>
+      </w:r>
+    </w:p>
+    <w:p>
+      <w:pPr>
+        <w:pStyle w:val="ListBullet"/>
+      </w:pPr>
+      <w:r>
         <w:t>If the log itself cannot be written, the program has nowhere to record its events. The Production-Minded version then stops with one Error line on the error stream and exit code 1, as in Lesson 2.11.</w:t>
       </w:r>
     </w:p>
@@ -497,7 +508,7 @@
         <w:pStyle w:val="ListBullet"/>
       </w:pPr>
       <w:r>
-        <w:t>Every implementation appends its events to app.log in the lesson-3.18 folder, with a relative path; each Build and Run block removes the old app.log first.</w:t>
+        <w:t>Every implementation appends its events to app.log in its own language folder (.\c\app.log, .\cpp\app.log, and so on), with a relative path joined from the folder and the name; each Build and Run block removes that language's old app.log first.</w:t>
       </w:r>
     </w:p>
     <w:p>
@@ -529,7 +540,7 @@
         <w:pStyle w:val="ListBullet"/>
       </w:pPr>
       <w:r>
-        <w:t>After the last event, the program reads app.log back and prints Contents of app.log: and the log exactly as stored.</w:t>
+        <w:t>After the last event, the program reads its app.log back and prints Contents of, the log's path and a colon, and then the log exactly as stored.</w:t>
       </w:r>
     </w:p>
     <w:p>
@@ -537,7 +548,7 @@
         <w:pStyle w:val="ListBullet"/>
       </w:pPr>
       <w:r>
-        <w:t>The Production-Minded version writes through write_log (writeLog, WriteLog). When the log cannot be written, it prints Error: could not write to app.log on the error stream and exits with code 1. That message is the program's own and the same in every language.</w:t>
+        <w:t>The Production-Minded version writes through write_log (writeLog, WriteLog). When the log cannot be written, it prints Error: could not write to, followed by the log's path, on the error stream and exits with code 1. That message is the program's own and the same in every language apart from the folder name.</w:t>
       </w:r>
     </w:p>
     <w:p>
@@ -726,7 +737,7 @@
     </w:p>
     <w:p>
       <w:r>
-        <w:t>The programs create app.log themselves, and inventory.txt is made in the next step.</w:t>
+        <w:t>Each language's programs create its own app.log in its folder, such as .\c\app.log, and inventory.txt, which every language only reads, is made in the next step.</w:t>
       </w:r>
     </w:p>
     <w:p>
@@ -1426,7 +1437,7 @@
     </w:p>
     <w:p>
       <w:r>
-        <w:t>The programs read two files. inventory.txt must exist, so that reading it succeeds; make it with one command, which writes each text after it as one line (Lesson 3.13). missing.txt must not exist, so that reading it fails: Test-Path prints False (ls reports that there is no such file). Both stay inside the lesson-3.18 folder, and deleting the folder when you finish removes everything this lesson made, app.log included.</w:t>
+        <w:t>The programs read two files. inventory.txt must exist, so that reading it succeeds; make it with one command, which writes each text after it as one line (Lesson 3.13). missing.txt must not exist, so that reading it fails: Test-Path prints False (ls reports that there is no such file). The programs only read these two, so both stay in the lesson-3.18 folder, shared by every language. Deleting the lesson-3.18 folder when you finish removes everything this lesson made, every language's app.log included.</w:t>
       </w:r>
     </w:p>
     <w:p>
@@ -1675,23 +1686,84 @@
         <w:pStyle w:val="SourceCode"/>
       </w:pPr>
       <w:r>
-        <w:t>// Writes one event to the log file, app.log, as one line: the time in</w:t>
-      </w:r>
-    </w:p>
-    <w:p>
-      <w:pPr>
-        <w:pStyle w:val="SourceCode"/>
-      </w:pPr>
-      <w:r>
-        <w:t>// UTC, the level, and the message, separated by " | ". Every event goes</w:t>
-      </w:r>
-    </w:p>
-    <w:p>
-      <w:pPr>
-        <w:pStyle w:val="SourceCode"/>
-      </w:pPr>
-      <w:r>
-        <w:t>// through this one function, so every line has exactly the same format.</w:t>
+        <w:t>// Remember, #ifdef picks code per system: \ on Windows, / elsewhere.</w:t>
+      </w:r>
+    </w:p>
+    <w:p>
+      <w:pPr>
+        <w:pStyle w:val="SourceCode"/>
+      </w:pPr>
+      <w:r>
+        <w:t>#ifdef _WIN32</w:t>
+      </w:r>
+    </w:p>
+    <w:p>
+      <w:pPr>
+        <w:pStyle w:val="SourceCode"/>
+      </w:pPr>
+      <w:r>
+        <w:t>#define SEPARATOR "\\"</w:t>
+      </w:r>
+    </w:p>
+    <w:p>
+      <w:pPr>
+        <w:pStyle w:val="SourceCode"/>
+      </w:pPr>
+      <w:r>
+        <w:t>#else</w:t>
+      </w:r>
+    </w:p>
+    <w:p>
+      <w:pPr>
+        <w:pStyle w:val="SourceCode"/>
+      </w:pPr>
+      <w:r>
+        <w:t>#define SEPARATOR "/"</w:t>
+      </w:r>
+    </w:p>
+    <w:p>
+      <w:pPr>
+        <w:pStyle w:val="SourceCode"/>
+      </w:pPr>
+      <w:r>
+        <w:t>#endif</w:t>
+      </w:r>
+    </w:p>
+    <w:p>
+      <w:pPr>
+        <w:pStyle w:val="SourceCode"/>
+      </w:pPr>
+    </w:p>
+    <w:p>
+      <w:pPr>
+        <w:pStyle w:val="SourceCode"/>
+      </w:pPr>
+      <w:r>
+        <w:t>// Writes one event to the log file, app.log in the c folder, as one</w:t>
+      </w:r>
+    </w:p>
+    <w:p>
+      <w:pPr>
+        <w:pStyle w:val="SourceCode"/>
+      </w:pPr>
+      <w:r>
+        <w:t>// line: the time in UTC, the level, and the message, separated by</w:t>
+      </w:r>
+    </w:p>
+    <w:p>
+      <w:pPr>
+        <w:pStyle w:val="SourceCode"/>
+      </w:pPr>
+      <w:r>
+        <w:t>// " | ". Every event goes through this one function, so every line has</w:t>
+      </w:r>
+    </w:p>
+    <w:p>
+      <w:pPr>
+        <w:pStyle w:val="SourceCode"/>
+      </w:pPr>
+      <w:r>
+        <w:t>// exactly the same format.</w:t>
       </w:r>
     </w:p>
     <w:p>
@@ -1808,7 +1880,47 @@
         <w:pStyle w:val="SourceCode"/>
       </w:pPr>
       <w:r>
-        <w:t xml:space="preserve">    FILE *file = fopen("app.log", "ab");</w:t>
+        <w:t xml:space="preserve">    // The log goes in the c folder, so the C programs write only inside</w:t>
+      </w:r>
+    </w:p>
+    <w:p>
+      <w:pPr>
+        <w:pStyle w:val="SourceCode"/>
+      </w:pPr>
+      <w:r>
+        <w:t xml:space="preserve">    // their own folder. Remember, snprintf joins the parts with the</w:t>
+      </w:r>
+    </w:p>
+    <w:p>
+      <w:pPr>
+        <w:pStyle w:val="SourceCode"/>
+      </w:pPr>
+      <w:r>
+        <w:t xml:space="preserve">    // right separator.</w:t>
+      </w:r>
+    </w:p>
+    <w:p>
+      <w:pPr>
+        <w:pStyle w:val="SourceCode"/>
+      </w:pPr>
+      <w:r>
+        <w:t xml:space="preserve">    char path[256] = "";</w:t>
+      </w:r>
+    </w:p>
+    <w:p>
+      <w:pPr>
+        <w:pStyle w:val="SourceCode"/>
+      </w:pPr>
+      <w:r>
+        <w:t xml:space="preserve">    snprintf(path, sizeof path, "%s%s%s", "c", SEPARATOR, "app.log");</w:t>
+      </w:r>
+    </w:p>
+    <w:p>
+      <w:pPr>
+        <w:pStyle w:val="SourceCode"/>
+      </w:pPr>
+      <w:r>
+        <w:t xml:space="preserve">    FILE *file = fopen(path, "ab");</w:t>
       </w:r>
     </w:p>
     <w:p>
@@ -1824,7 +1936,7 @@
         <w:pStyle w:val="SourceCode"/>
       </w:pPr>
       <w:r>
-        <w:t xml:space="preserve">        fprintf(stderr, "Error: could not write to app.log\n");</w:t>
+        <w:t xml:space="preserve">        fprintf(stderr, "Error: could not write to %s\n", path);</w:t>
       </w:r>
     </w:p>
     <w:p>
@@ -2334,7 +2446,23 @@
         <w:pStyle w:val="SourceCode"/>
       </w:pPr>
       <w:r>
-        <w:t xml:space="preserve">    FILE *log_file = fopen("app.log", "r");</w:t>
+        <w:t xml:space="preserve">    char log_path[256] = "";</w:t>
+      </w:r>
+    </w:p>
+    <w:p>
+      <w:pPr>
+        <w:pStyle w:val="SourceCode"/>
+      </w:pPr>
+      <w:r>
+        <w:t xml:space="preserve">    snprintf(log_path, sizeof log_path, "%s%s%s", "c", SEPARATOR, "app.log");</w:t>
+      </w:r>
+    </w:p>
+    <w:p>
+      <w:pPr>
+        <w:pStyle w:val="SourceCode"/>
+      </w:pPr>
+      <w:r>
+        <w:t xml:space="preserve">    FILE *log_file = fopen(log_path, "r");</w:t>
       </w:r>
     </w:p>
     <w:p>
@@ -2350,7 +2478,7 @@
         <w:pStyle w:val="SourceCode"/>
       </w:pPr>
       <w:r>
-        <w:t xml:space="preserve">        fprintf(stderr, "Error: could not read app.log\n");</w:t>
+        <w:t xml:space="preserve">        fprintf(stderr, "Error: could not read %s\n", log_path);</w:t>
       </w:r>
     </w:p>
     <w:p>
@@ -2427,7 +2555,7 @@
         <w:pStyle w:val="SourceCode"/>
       </w:pPr>
       <w:r>
-        <w:t xml:space="preserve">    printf("Contents of app.log:\n");</w:t>
+        <w:t xml:space="preserve">    printf("Contents of %s:\n", log_path);</w:t>
       </w:r>
     </w:p>
     <w:p>
@@ -2488,7 +2616,7 @@
         <w:keepNext/>
       </w:pPr>
       <w:r>
-        <w:t>Remove-Item app.log -ErrorAction Ignore</w:t>
+        <w:t>Remove-Item .\c\app.log -ErrorAction Ignore</w:t>
       </w:r>
     </w:p>
     <w:p>
@@ -2549,7 +2677,7 @@
         <w:keepNext/>
       </w:pPr>
       <w:r>
-        <w:t>rm -f app.log</w:t>
+        <w:t>rm -f ./c/app.log</w:t>
       </w:r>
     </w:p>
     <w:p>
@@ -2610,7 +2738,7 @@
         <w:keepNext/>
       </w:pPr>
       <w:r>
-        <w:t>Contents of app.log:</w:t>
+        <w:t>Contents of c\app.log:</w:t>
       </w:r>
     </w:p>
     <w:p>
@@ -2658,7 +2786,7 @@
         <w:pStyle w:val="ListBullet"/>
       </w:pPr>
       <w:r>
-        <w:t>Contents of app.log: is printed by the program; the four lines after it are read back from app.log, exactly as stored.</w:t>
+        <w:t>The Contents line is printed by the program and names the log's path, without .\ in front; the four lines after it are read back from the log, exactly as stored.</w:t>
       </w:r>
     </w:p>
     <w:p>
@@ -2706,7 +2834,7 @@
         <w:pStyle w:val="ListBullet"/>
       </w:pPr>
       <w:r>
-        <w:t>Run Get-Content app.log (cat on Linux or macOS): it shows the same four lines, which are now saved in the file.</w:t>
+        <w:t>Run Get-Content .\c\app.log (cat ./c/app.log on Linux or macOS): it shows the same four lines, which are now saved in the file.</w:t>
       </w:r>
     </w:p>
     <w:p>
@@ -2735,7 +2863,7 @@
         <w:keepNext/>
       </w:pPr>
       <w:r>
-        <w:t>A log keeps every run's events. Run the Basic program again, this time without removing app.log first, then look at the file itself. Get-Content prints the log's lines, and (Get-Content app.log).Count counts them: the parentheses run Get-Content first, and .Count is the number of lines it read.</w:t>
+        <w:t>A log keeps every run's events. Run the Basic program again, this time without removing app.log first, then look at the file itself. Get-Content prints the log's lines, and (Get-Content .\c\app.log).Count counts them: the parentheses run Get-Content first, and .Count is the number of lines it read.</w:t>
       </w:r>
     </w:p>
     <w:p>
@@ -2758,7 +2886,7 @@
         <w:keepNext/>
       </w:pPr>
       <w:r>
-        <w:t>Get-Content app.log</w:t>
+        <w:t>Get-Content .\c\app.log</w:t>
       </w:r>
     </w:p>
     <w:p>
@@ -2766,7 +2894,7 @@
         <w:pStyle w:val="CommandBlock"/>
       </w:pPr>
       <w:r>
-        <w:t>(Get-Content app.log).Count</w:t>
+        <w:t>(Get-Content .\c\app.log).Count</w:t>
       </w:r>
     </w:p>
     <w:p>
@@ -2787,7 +2915,7 @@
         <w:keepNext/>
       </w:pPr>
       <w:r>
-        <w:t>cat prints the log, and wc -l &lt; app.log counts its lines.</w:t>
+        <w:t>cat prints the log, and wc -l &lt; ./c/app.log counts its lines.</w:t>
       </w:r>
     </w:p>
     <w:p>
@@ -2810,7 +2938,7 @@
         <w:keepNext/>
       </w:pPr>
       <w:r>
-        <w:t>cat app.log</w:t>
+        <w:t>cat ./c/app.log</w:t>
       </w:r>
     </w:p>
     <w:p>
@@ -2818,7 +2946,7 @@
         <w:pStyle w:val="CommandBlock"/>
       </w:pPr>
       <w:r>
-        <w:t>wc -l &lt; app.log</w:t>
+        <w:t>wc -l &lt; ./c/app.log</w:t>
       </w:r>
     </w:p>
     <w:p>
@@ -2845,7 +2973,7 @@
         <w:keepNext/>
       </w:pPr>
       <w:r>
-        <w:t>Contents of app.log:</w:t>
+        <w:t>Contents of c\app.log:</w:t>
       </w:r>
     </w:p>
     <w:p>
@@ -3009,6 +3137,59 @@
         <w:pStyle w:val="SourceCode"/>
       </w:pPr>
       <w:r>
+        <w:t>// Remember, #ifdef picks code per system: \ on Windows, / elsewhere.</w:t>
+      </w:r>
+    </w:p>
+    <w:p>
+      <w:pPr>
+        <w:pStyle w:val="SourceCode"/>
+      </w:pPr>
+      <w:r>
+        <w:t>#ifdef _WIN32</w:t>
+      </w:r>
+    </w:p>
+    <w:p>
+      <w:pPr>
+        <w:pStyle w:val="SourceCode"/>
+      </w:pPr>
+      <w:r>
+        <w:t>#define SEPARATOR "\\"</w:t>
+      </w:r>
+    </w:p>
+    <w:p>
+      <w:pPr>
+        <w:pStyle w:val="SourceCode"/>
+      </w:pPr>
+      <w:r>
+        <w:t>#else</w:t>
+      </w:r>
+    </w:p>
+    <w:p>
+      <w:pPr>
+        <w:pStyle w:val="SourceCode"/>
+      </w:pPr>
+      <w:r>
+        <w:t>#define SEPARATOR "/"</w:t>
+      </w:r>
+    </w:p>
+    <w:p>
+      <w:pPr>
+        <w:pStyle w:val="SourceCode"/>
+      </w:pPr>
+      <w:r>
+        <w:t>#endif</w:t>
+      </w:r>
+    </w:p>
+    <w:p>
+      <w:pPr>
+        <w:pStyle w:val="SourceCode"/>
+      </w:pPr>
+    </w:p>
+    <w:p>
+      <w:pPr>
+        <w:pStyle w:val="SourceCode"/>
+      </w:pPr>
+      <w:r>
         <w:t>// Appends one event to the log file at path as one line: the UTC time,</w:t>
       </w:r>
     </w:p>
@@ -3440,15 +3621,39 @@
         <w:pStyle w:val="SourceCode"/>
       </w:pPr>
       <w:r>
-        <w:t xml:space="preserve">    // Remember, relative paths start from the working directory.</w:t>
-      </w:r>
-    </w:p>
-    <w:p>
-      <w:pPr>
-        <w:pStyle w:val="SourceCode"/>
-      </w:pPr>
-      <w:r>
-        <w:t xml:space="preserve">    const char *log_path = "app.log";</w:t>
+        <w:t xml:space="preserve">    // The log goes in the c folder, so the C programs write only inside</w:t>
+      </w:r>
+    </w:p>
+    <w:p>
+      <w:pPr>
+        <w:pStyle w:val="SourceCode"/>
+      </w:pPr>
+      <w:r>
+        <w:t xml:space="preserve">    // their own folder. Remember, snprintf joins with the right</w:t>
+      </w:r>
+    </w:p>
+    <w:p>
+      <w:pPr>
+        <w:pStyle w:val="SourceCode"/>
+      </w:pPr>
+      <w:r>
+        <w:t xml:space="preserve">    // separator, and relative paths start from the working directory.</w:t>
+      </w:r>
+    </w:p>
+    <w:p>
+      <w:pPr>
+        <w:pStyle w:val="SourceCode"/>
+      </w:pPr>
+      <w:r>
+        <w:t xml:space="preserve">    char log_path[256] = "";</w:t>
+      </w:r>
+    </w:p>
+    <w:p>
+      <w:pPr>
+        <w:pStyle w:val="SourceCode"/>
+      </w:pPr>
+      <w:r>
+        <w:t xml:space="preserve">    snprintf(log_path, sizeof log_path, "%s%s%s", "c", SEPARATOR, "app.log");</w:t>
       </w:r>
     </w:p>
     <w:p>
@@ -3905,7 +4110,7 @@
         <w:keepNext/>
       </w:pPr>
       <w:r>
-        <w:t>Remove-Item app.log -ErrorAction Ignore</w:t>
+        <w:t>Remove-Item .\c\app.log -ErrorAction Ignore</w:t>
       </w:r>
     </w:p>
     <w:p>
@@ -3962,7 +4167,7 @@
         <w:keepNext/>
       </w:pPr>
       <w:r>
-        <w:t>rm -f app.log</w:t>
+        <w:t>rm -f ./c/app.log</w:t>
       </w:r>
     </w:p>
     <w:p>
@@ -4032,7 +4237,7 @@
         <w:keepNext/>
       </w:pPr>
       <w:r>
-        <w:t>Contents of app.log:</w:t>
+        <w:t>Contents of c\app.log:</w:t>
       </w:r>
     </w:p>
     <w:p>
@@ -4117,7 +4322,7 @@
         <w:keepNext/>
       </w:pPr>
       <w:r>
-        <w:t>Now see what happens when the log itself cannot be written. Set-ItemProperty marks app.log read-only, as in Lesson 3.3, so no program may change it. The program runs, $LASTEXITCODE shows its exit code, the count shows whether any line was added, and the last line clears the mark again.</w:t>
+        <w:t>Now see what happens when the log itself cannot be written. Set-ItemProperty marks .\c\app.log read-only, as in Lesson 3.3, so no program may change it. The program runs, $LASTEXITCODE shows its exit code, the count shows whether any line was added, and the last line clears the mark again.</w:t>
       </w:r>
     </w:p>
     <w:p>
@@ -4131,7 +4336,7 @@
         <w:keepNext/>
       </w:pPr>
       <w:r>
-        <w:t>Set-ItemProperty app.log IsReadOnly $true</w:t>
+        <w:t>Set-ItemProperty .\c\app.log IsReadOnly $true</w:t>
       </w:r>
     </w:p>
     <w:p>
@@ -4158,7 +4363,7 @@
         <w:keepNext/>
       </w:pPr>
       <w:r>
-        <w:t>(Get-Content app.log).Count</w:t>
+        <w:t>(Get-Content .\c\app.log).Count</w:t>
       </w:r>
     </w:p>
     <w:p>
@@ -4166,7 +4371,7 @@
         <w:pStyle w:val="CommandBlock"/>
       </w:pPr>
       <w:r>
-        <w:t>Set-ItemProperty app.log IsReadOnly $false</w:t>
+        <w:t>Set-ItemProperty .\c\app.log IsReadOnly $false</w:t>
       </w:r>
     </w:p>
     <w:p>
@@ -4201,7 +4406,7 @@
         <w:keepNext/>
       </w:pPr>
       <w:r>
-        <w:t>chmod a-w app.log</w:t>
+        <w:t>chmod a-w ./c/app.log</w:t>
       </w:r>
     </w:p>
     <w:p>
@@ -4228,7 +4433,7 @@
         <w:keepNext/>
       </w:pPr>
       <w:r>
-        <w:t>wc -l &lt; app.log</w:t>
+        <w:t>wc -l &lt; ./c/app.log</w:t>
       </w:r>
     </w:p>
     <w:p>
@@ -4236,7 +4441,7 @@
         <w:pStyle w:val="CommandBlock"/>
       </w:pPr>
       <w:r>
-        <w:t>chmod u+w app.log</w:t>
+        <w:t>chmod u+w ./c/app.log</w:t>
       </w:r>
     </w:p>
     <w:p>
@@ -4262,17 +4467,17 @@
         <w:pStyle w:val="RequiredOutput"/>
       </w:pPr>
       <w:r>
-        <w:t>Error: could not write to app.log</w:t>
-      </w:r>
-    </w:p>
-    <w:p>
-      <w:pPr>
-        <w:keepNext/>
-      </w:pPr>
-    </w:p>
-    <w:p>
-      <w:r>
-        <w:t>Then $LASTEXITCODE (echo $?) prints 1, and the count is still 4: nothing was added to the log. This failure is different from the failed read. A missing file is an event the program can record, so it records it and goes on. A log that cannot be written leaves the program with nowhere to record anything, so it stops at once and reports the problem on the error stream instead. The message is the program's own, so it is the same in every language.</w:t>
+        <w:t>Error: could not write to c\app.log</w:t>
+      </w:r>
+    </w:p>
+    <w:p>
+      <w:pPr>
+        <w:keepNext/>
+      </w:pPr>
+    </w:p>
+    <w:p>
+      <w:r>
+        <w:t>Then $LASTEXITCODE (echo $?) prints 1, and the count is still 4: nothing was added to the log. This failure is different from the failed read. A missing file is an event the program can record, so it records it and goes on. A log that cannot be written leaves the program with nowhere to record anything, so it stops at once and reports the problem on the error stream instead. The message is the program's own, so it is the same in every language apart from the folder name.</w:t>
       </w:r>
     </w:p>
     <w:p>
@@ -4417,15 +4622,15 @@
         <w:keepNext/>
       </w:pPr>
       <w:r>
-        <w:t>// clock, format for std::format, fstream for the file streams, sstream</w:t>
-      </w:r>
-    </w:p>
-    <w:p>
-      <w:pPr>
-        <w:pStyle w:val="SourceCode"/>
-      </w:pPr>
-      <w:r>
-        <w:t>// for std::ostringstream, and string.</w:t>
+        <w:t>// clock, filesystem for paths, format for std::format, fstream for the</w:t>
+      </w:r>
+    </w:p>
+    <w:p>
+      <w:pPr>
+        <w:pStyle w:val="SourceCode"/>
+      </w:pPr>
+      <w:r>
+        <w:t>// file streams, sstream for std::ostringstream, and string.</w:t>
       </w:r>
     </w:p>
     <w:p>
@@ -4441,6 +4646,14 @@
         <w:pStyle w:val="SourceCode"/>
       </w:pPr>
       <w:r>
+        <w:t>#include &lt;filesystem&gt;</w:t>
+      </w:r>
+    </w:p>
+    <w:p>
+      <w:pPr>
+        <w:pStyle w:val="SourceCode"/>
+      </w:pPr>
+      <w:r>
         <w:t>#include &lt;format&gt;</w:t>
       </w:r>
     </w:p>
@@ -4486,23 +4699,31 @@
         <w:pStyle w:val="SourceCode"/>
       </w:pPr>
       <w:r>
-        <w:t>// Writes one event to the log file, app.log, as one line: the time in</w:t>
-      </w:r>
-    </w:p>
-    <w:p>
-      <w:pPr>
-        <w:pStyle w:val="SourceCode"/>
-      </w:pPr>
-      <w:r>
-        <w:t>// UTC, the level, and the message, separated by " | ". Every event goes</w:t>
-      </w:r>
-    </w:p>
-    <w:p>
-      <w:pPr>
-        <w:pStyle w:val="SourceCode"/>
-      </w:pPr>
-      <w:r>
-        <w:t>// through this one function, so every line has exactly the same format.</w:t>
+        <w:t>// Writes one event to the log file, app.log in the cpp folder, as one</w:t>
+      </w:r>
+    </w:p>
+    <w:p>
+      <w:pPr>
+        <w:pStyle w:val="SourceCode"/>
+      </w:pPr>
+      <w:r>
+        <w:t>// line: the time in UTC, the level, and the message, separated by</w:t>
+      </w:r>
+    </w:p>
+    <w:p>
+      <w:pPr>
+        <w:pStyle w:val="SourceCode"/>
+      </w:pPr>
+      <w:r>
+        <w:t>// " | ". Every event goes through this one function, so every line has</w:t>
+      </w:r>
+    </w:p>
+    <w:p>
+      <w:pPr>
+        <w:pStyle w:val="SourceCode"/>
+      </w:pPr>
+      <w:r>
+        <w:t>// exactly the same format.</w:t>
       </w:r>
     </w:p>
     <w:p>
@@ -4672,7 +4893,47 @@
         <w:pStyle w:val="SourceCode"/>
       </w:pPr>
       <w:r>
-        <w:t xml:space="preserve">    std::ofstream file("app.log", std::ios::app | std::ios::binary);</w:t>
+        <w:t xml:space="preserve">    // The log goes in the cpp folder, so the C++ programs write only</w:t>
+      </w:r>
+    </w:p>
+    <w:p>
+      <w:pPr>
+        <w:pStyle w:val="SourceCode"/>
+      </w:pPr>
+      <w:r>
+        <w:t xml:space="preserve">    // inside their own folder. Remember, / joins two paths with the</w:t>
+      </w:r>
+    </w:p>
+    <w:p>
+      <w:pPr>
+        <w:pStyle w:val="SourceCode"/>
+      </w:pPr>
+      <w:r>
+        <w:t xml:space="preserve">    // right separator.</w:t>
+      </w:r>
+    </w:p>
+    <w:p>
+      <w:pPr>
+        <w:pStyle w:val="SourceCode"/>
+      </w:pPr>
+      <w:r>
+        <w:t xml:space="preserve">    const std::filesystem::path path =</w:t>
+      </w:r>
+    </w:p>
+    <w:p>
+      <w:pPr>
+        <w:pStyle w:val="SourceCode"/>
+      </w:pPr>
+      <w:r>
+        <w:t xml:space="preserve">        std::filesystem::path("cpp") / "app.log";</w:t>
+      </w:r>
+    </w:p>
+    <w:p>
+      <w:pPr>
+        <w:pStyle w:val="SourceCode"/>
+      </w:pPr>
+      <w:r>
+        <w:t xml:space="preserve">    std::ofstream file(path, std::ios::app | std::ios::binary);</w:t>
       </w:r>
     </w:p>
     <w:p>
@@ -5060,7 +5321,31 @@
         <w:pStyle w:val="SourceCode"/>
       </w:pPr>
       <w:r>
-        <w:t xml:space="preserve">    std::ifstream logFile("app.log");</w:t>
+        <w:t xml:space="preserve">    // Remember, .string() turns the path into text for printing.</w:t>
+      </w:r>
+    </w:p>
+    <w:p>
+      <w:pPr>
+        <w:pStyle w:val="SourceCode"/>
+      </w:pPr>
+      <w:r>
+        <w:t xml:space="preserve">    const std::filesystem::path logPath =</w:t>
+      </w:r>
+    </w:p>
+    <w:p>
+      <w:pPr>
+        <w:pStyle w:val="SourceCode"/>
+      </w:pPr>
+      <w:r>
+        <w:t xml:space="preserve">        std::filesystem::path("cpp") / "app.log";</w:t>
+      </w:r>
+    </w:p>
+    <w:p>
+      <w:pPr>
+        <w:pStyle w:val="SourceCode"/>
+      </w:pPr>
+      <w:r>
+        <w:t xml:space="preserve">    std::ifstream logFile(logPath);</w:t>
       </w:r>
     </w:p>
     <w:p>
@@ -5092,7 +5377,7 @@
         <w:pStyle w:val="SourceCode"/>
       </w:pPr>
       <w:r>
-        <w:t xml:space="preserve">    std::cout &lt;&lt; "Contents of app.log:\n";</w:t>
+        <w:t xml:space="preserve">    std::cout &lt;&lt; "Contents of " &lt;&lt; logPath.string() &lt;&lt; ":\n";</w:t>
       </w:r>
     </w:p>
     <w:p>
@@ -5153,7 +5438,7 @@
         <w:keepNext/>
       </w:pPr>
       <w:r>
-        <w:t>Remove-Item app.log -ErrorAction Ignore</w:t>
+        <w:t>Remove-Item .\cpp\app.log -ErrorAction Ignore</w:t>
       </w:r>
     </w:p>
     <w:p>
@@ -5214,7 +5499,7 @@
         <w:keepNext/>
       </w:pPr>
       <w:r>
-        <w:t>rm -f app.log</w:t>
+        <w:t>rm -f ./cpp/app.log</w:t>
       </w:r>
     </w:p>
     <w:p>
@@ -5275,7 +5560,7 @@
         <w:keepNext/>
       </w:pPr>
       <w:r>
-        <w:t>Contents of app.log:</w:t>
+        <w:t>Contents of cpp\app.log:</w:t>
       </w:r>
     </w:p>
     <w:p>
@@ -5323,7 +5608,7 @@
         <w:pStyle w:val="ListBullet"/>
       </w:pPr>
       <w:r>
-        <w:t>Contents of app.log: is printed by the program; the four lines after it are read back from app.log, exactly as stored.</w:t>
+        <w:t>The Contents line is printed by the program and names the log's path, without .\ in front; the four lines after it are read back from the log, exactly as stored.</w:t>
       </w:r>
     </w:p>
     <w:p>
@@ -5371,7 +5656,7 @@
         <w:pStyle w:val="ListBullet"/>
       </w:pPr>
       <w:r>
-        <w:t>Run Get-Content app.log (cat on Linux or macOS): it shows the same four lines, which are now saved in the file.</w:t>
+        <w:t>Run Get-Content .\cpp\app.log (cat ./cpp/app.log on Linux or macOS): it shows the same four lines, which are now saved in the file.</w:t>
       </w:r>
     </w:p>
     <w:p>
@@ -5400,7 +5685,7 @@
         <w:keepNext/>
       </w:pPr>
       <w:r>
-        <w:t>A log keeps every run's events. Run the Basic program again, this time without removing app.log first, then look at the file itself. Get-Content prints the log's lines, and (Get-Content app.log).Count counts them: the parentheses run Get-Content first, and .Count is the number of lines it read.</w:t>
+        <w:t>A log keeps every run's events. Run the Basic program again, this time without removing app.log first, then look at the file itself. Get-Content prints the log's lines, and (Get-Content .\cpp\app.log).Count counts them: the parentheses run Get-Content first, and .Count is the number of lines it read.</w:t>
       </w:r>
     </w:p>
     <w:p>
@@ -5423,7 +5708,7 @@
         <w:keepNext/>
       </w:pPr>
       <w:r>
-        <w:t>Get-Content app.log</w:t>
+        <w:t>Get-Content .\cpp\app.log</w:t>
       </w:r>
     </w:p>
     <w:p>
@@ -5431,7 +5716,7 @@
         <w:pStyle w:val="CommandBlock"/>
       </w:pPr>
       <w:r>
-        <w:t>(Get-Content app.log).Count</w:t>
+        <w:t>(Get-Content .\cpp\app.log).Count</w:t>
       </w:r>
     </w:p>
     <w:p>
@@ -5452,7 +5737,7 @@
         <w:keepNext/>
       </w:pPr>
       <w:r>
-        <w:t>cat prints the log, and wc -l &lt; app.log counts its lines.</w:t>
+        <w:t>cat prints the log, and wc -l &lt; ./cpp/app.log counts its lines.</w:t>
       </w:r>
     </w:p>
     <w:p>
@@ -5475,7 +5760,7 @@
         <w:keepNext/>
       </w:pPr>
       <w:r>
-        <w:t>cat app.log</w:t>
+        <w:t>cat ./cpp/app.log</w:t>
       </w:r>
     </w:p>
     <w:p>
@@ -5483,7 +5768,7 @@
         <w:pStyle w:val="CommandBlock"/>
       </w:pPr>
       <w:r>
-        <w:t>wc -l &lt; app.log</w:t>
+        <w:t>wc -l &lt; ./cpp/app.log</w:t>
       </w:r>
     </w:p>
     <w:p>
@@ -5510,7 +5795,7 @@
         <w:keepNext/>
       </w:pPr>
       <w:r>
-        <w:t>Contents of app.log:</w:t>
+        <w:t>Contents of cpp\app.log:</w:t>
       </w:r>
     </w:p>
     <w:p>
@@ -5614,7 +5899,7 @@
     </w:p>
     <w:p>
       <w:r>
-        <w:t>The production-minded version writes the same events. writeLog takes the log's path as well and throws a std::runtime_error, could not write to app.log, when the file cannot be opened or written. readTextFile is Lesson 3.2's function. main writes every event inside one try block, so a failed log write reaches the catch, which prints one Error line and returns 1; an inner try covers only each read, so a failed read becomes an ERROR event instead.</w:t>
+        <w:t>The production-minded version writes the same events. writeLog takes the log's path as well and throws a std::runtime_error, could not write to, followed by the log's path, when the file cannot be opened or written. readTextFile is Lesson 3.2's function. main writes every event inside one try block, so a failed log write reaches the catch, which prints one Error line and returns 1; an inner try covers only each read, so a failed read becomes an ERROR event instead.</w:t>
       </w:r>
     </w:p>
     <w:p>
@@ -5636,16 +5921,24 @@
         <w:keepNext/>
       </w:pPr>
       <w:r>
-        <w:t>// Remember, #include adds the declarations we need: chrono, format,</w:t>
-      </w:r>
-    </w:p>
-    <w:p>
-      <w:pPr>
-        <w:pStyle w:val="SourceCode"/>
-        <w:keepNext/>
-      </w:pPr>
-      <w:r>
-        <w:t>// fstream, sstream, stdexcept for std::runtime_error, and string.</w:t>
+        <w:t>// Remember, #include adds the declarations we need: chrono,</w:t>
+      </w:r>
+    </w:p>
+    <w:p>
+      <w:pPr>
+        <w:pStyle w:val="SourceCode"/>
+        <w:keepNext/>
+      </w:pPr>
+      <w:r>
+        <w:t>// filesystem, format, fstream, sstream, stdexcept for</w:t>
+      </w:r>
+    </w:p>
+    <w:p>
+      <w:pPr>
+        <w:pStyle w:val="SourceCode"/>
+      </w:pPr>
+      <w:r>
+        <w:t>// std::runtime_error, and string.</w:t>
       </w:r>
     </w:p>
     <w:p>
@@ -5661,6 +5954,14 @@
         <w:pStyle w:val="SourceCode"/>
       </w:pPr>
       <w:r>
+        <w:t>#include &lt;filesystem&gt;</w:t>
+      </w:r>
+    </w:p>
+    <w:p>
+      <w:pPr>
+        <w:pStyle w:val="SourceCode"/>
+      </w:pPr>
+      <w:r>
         <w:t>#include &lt;format&gt;</w:t>
       </w:r>
     </w:p>
@@ -6033,15 +6334,39 @@
         <w:pStyle w:val="SourceCode"/>
       </w:pPr>
       <w:r>
-        <w:t xml:space="preserve">    // Remember, relative paths start from the working directory.</w:t>
-      </w:r>
-    </w:p>
-    <w:p>
-      <w:pPr>
-        <w:pStyle w:val="SourceCode"/>
-      </w:pPr>
-      <w:r>
-        <w:t xml:space="preserve">    const std::string logPath = "app.log";</w:t>
+        <w:t xml:space="preserve">    // The log goes in the cpp folder, so the C++ programs write only</w:t>
+      </w:r>
+    </w:p>
+    <w:p>
+      <w:pPr>
+        <w:pStyle w:val="SourceCode"/>
+      </w:pPr>
+      <w:r>
+        <w:t xml:space="preserve">    // inside their own folder. Remember, / joins with the right</w:t>
+      </w:r>
+    </w:p>
+    <w:p>
+      <w:pPr>
+        <w:pStyle w:val="SourceCode"/>
+      </w:pPr>
+      <w:r>
+        <w:t xml:space="preserve">    // separator, and .string() turns the path into text.</w:t>
+      </w:r>
+    </w:p>
+    <w:p>
+      <w:pPr>
+        <w:pStyle w:val="SourceCode"/>
+      </w:pPr>
+      <w:r>
+        <w:t xml:space="preserve">    const std::string logPath =</w:t>
+      </w:r>
+    </w:p>
+    <w:p>
+      <w:pPr>
+        <w:pStyle w:val="SourceCode"/>
+      </w:pPr>
+      <w:r>
+        <w:t xml:space="preserve">        (std::filesystem::path("cpp") / "app.log").string();</w:t>
       </w:r>
     </w:p>
     <w:p>
@@ -6458,7 +6783,7 @@
         <w:keepNext/>
       </w:pPr>
       <w:r>
-        <w:t>Remove-Item app.log -ErrorAction Ignore</w:t>
+        <w:t>Remove-Item .\cpp\app.log -ErrorAction Ignore</w:t>
       </w:r>
     </w:p>
     <w:p>
@@ -6515,7 +6840,7 @@
         <w:keepNext/>
       </w:pPr>
       <w:r>
-        <w:t>rm -f app.log</w:t>
+        <w:t>rm -f ./cpp/app.log</w:t>
       </w:r>
     </w:p>
     <w:p>
@@ -6585,7 +6910,7 @@
         <w:keepNext/>
       </w:pPr>
       <w:r>
-        <w:t>Contents of app.log:</w:t>
+        <w:t>Contents of cpp\app.log:</w:t>
       </w:r>
     </w:p>
     <w:p>
@@ -6670,7 +6995,7 @@
         <w:keepNext/>
       </w:pPr>
       <w:r>
-        <w:t>Now see what happens when the log itself cannot be written. Set-ItemProperty marks app.log read-only, as in Lesson 3.3, so no program may change it. The program runs, $LASTEXITCODE shows its exit code, the count shows whether any line was added, and the last line clears the mark again.</w:t>
+        <w:t>Now see what happens when the log itself cannot be written. Set-ItemProperty marks .\cpp\app.log read-only, as in Lesson 3.3, so no program may change it. The program runs, $LASTEXITCODE shows its exit code, the count shows whether any line was added, and the last line clears the mark again.</w:t>
       </w:r>
     </w:p>
     <w:p>
@@ -6684,7 +7009,7 @@
         <w:keepNext/>
       </w:pPr>
       <w:r>
-        <w:t>Set-ItemProperty app.log IsReadOnly $true</w:t>
+        <w:t>Set-ItemProperty .\cpp\app.log IsReadOnly $true</w:t>
       </w:r>
     </w:p>
     <w:p>
@@ -6711,7 +7036,7 @@
         <w:keepNext/>
       </w:pPr>
       <w:r>
-        <w:t>(Get-Content app.log).Count</w:t>
+        <w:t>(Get-Content .\cpp\app.log).Count</w:t>
       </w:r>
     </w:p>
     <w:p>
@@ -6719,7 +7044,7 @@
         <w:pStyle w:val="CommandBlock"/>
       </w:pPr>
       <w:r>
-        <w:t>Set-ItemProperty app.log IsReadOnly $false</w:t>
+        <w:t>Set-ItemProperty .\cpp\app.log IsReadOnly $false</w:t>
       </w:r>
     </w:p>
     <w:p>
@@ -6754,7 +7079,7 @@
         <w:keepNext/>
       </w:pPr>
       <w:r>
-        <w:t>chmod a-w app.log</w:t>
+        <w:t>chmod a-w ./cpp/app.log</w:t>
       </w:r>
     </w:p>
     <w:p>
@@ -6781,7 +7106,7 @@
         <w:keepNext/>
       </w:pPr>
       <w:r>
-        <w:t>wc -l &lt; app.log</w:t>
+        <w:t>wc -l &lt; ./cpp/app.log</w:t>
       </w:r>
     </w:p>
     <w:p>
@@ -6789,7 +7114,7 @@
         <w:pStyle w:val="CommandBlock"/>
       </w:pPr>
       <w:r>
-        <w:t>chmod u+w app.log</w:t>
+        <w:t>chmod u+w ./cpp/app.log</w:t>
       </w:r>
     </w:p>
     <w:p>
@@ -6815,17 +7140,17 @@
         <w:pStyle w:val="RequiredOutput"/>
       </w:pPr>
       <w:r>
-        <w:t>Error: could not write to app.log</w:t>
-      </w:r>
-    </w:p>
-    <w:p>
-      <w:pPr>
-        <w:keepNext/>
-      </w:pPr>
-    </w:p>
-    <w:p>
-      <w:r>
-        <w:t>Then $LASTEXITCODE (echo $?) prints 1, and the count is still 4: nothing was added to the log. This failure is different from the failed read. A missing file is an event the program can record, so it records it and goes on. A log that cannot be written leaves the program with nowhere to record anything, so it stops at once and reports the problem on the error stream instead. The message is the program's own, so it is the same in every language.</w:t>
+        <w:t>Error: could not write to cpp\app.log</w:t>
+      </w:r>
+    </w:p>
+    <w:p>
+      <w:pPr>
+        <w:keepNext/>
+      </w:pPr>
+    </w:p>
+    <w:p>
+      <w:r>
+        <w:t>Then $LASTEXITCODE (echo $?) prints 1, and the count is still 4: nothing was added to the log. This failure is different from the failed read. A missing file is an event the program can record, so it records it and goes on. A log that cannot be written leaves the program with nowhere to record anything, so it stops at once and reports the problem on the error stream instead. The message is the program's own, so it is the same in every language apart from the folder name.</w:t>
       </w:r>
     </w:p>
     <w:p>
@@ -7031,31 +7356,31 @@
         <w:pStyle w:val="SourceCode"/>
       </w:pPr>
       <w:r>
-        <w:t xml:space="preserve">    // Writes one event to the log file, app.log, as one line: the time in</w:t>
-      </w:r>
-    </w:p>
-    <w:p>
-      <w:pPr>
-        <w:pStyle w:val="SourceCode"/>
-      </w:pPr>
-      <w:r>
-        <w:t xml:space="preserve">    // UTC, the level, and the message, separated by " | ". Every event</w:t>
-      </w:r>
-    </w:p>
-    <w:p>
-      <w:pPr>
-        <w:pStyle w:val="SourceCode"/>
-      </w:pPr>
-      <w:r>
-        <w:t xml:space="preserve">    // goes through this one method, so every line has exactly the same</w:t>
-      </w:r>
-    </w:p>
-    <w:p>
-      <w:pPr>
-        <w:pStyle w:val="SourceCode"/>
-      </w:pPr>
-      <w:r>
-        <w:t xml:space="preserve">    // format.</w:t>
+        <w:t xml:space="preserve">    // Writes one event to the log file, app.log in the csharp folder, as</w:t>
+      </w:r>
+    </w:p>
+    <w:p>
+      <w:pPr>
+        <w:pStyle w:val="SourceCode"/>
+      </w:pPr>
+      <w:r>
+        <w:t xml:space="preserve">    // one line: the time in UTC, the level, and the message, separated</w:t>
+      </w:r>
+    </w:p>
+    <w:p>
+      <w:pPr>
+        <w:pStyle w:val="SourceCode"/>
+      </w:pPr>
+      <w:r>
+        <w:t xml:space="preserve">    // by " | ". Every event goes through this one method, so every line</w:t>
+      </w:r>
+    </w:p>
+    <w:p>
+      <w:pPr>
+        <w:pStyle w:val="SourceCode"/>
+      </w:pPr>
+      <w:r>
+        <w:t xml:space="preserve">    // has exactly the same format.</w:t>
       </w:r>
     </w:p>
     <w:p>
@@ -7172,7 +7497,39 @@
         <w:pStyle w:val="SourceCode"/>
       </w:pPr>
       <w:r>
-        <w:t xml:space="preserve">        File.AppendAllText("app.log",</w:t>
+        <w:t xml:space="preserve">        // The log goes in the csharp folder, so the C# programs write only</w:t>
+      </w:r>
+    </w:p>
+    <w:p>
+      <w:pPr>
+        <w:pStyle w:val="SourceCode"/>
+      </w:pPr>
+      <w:r>
+        <w:t xml:space="preserve">        // inside their own folder. Remember, Path.Combine joins with the</w:t>
+      </w:r>
+    </w:p>
+    <w:p>
+      <w:pPr>
+        <w:pStyle w:val="SourceCode"/>
+      </w:pPr>
+      <w:r>
+        <w:t xml:space="preserve">        // right separator.</w:t>
+      </w:r>
+    </w:p>
+    <w:p>
+      <w:pPr>
+        <w:pStyle w:val="SourceCode"/>
+      </w:pPr>
+      <w:r>
+        <w:t xml:space="preserve">        string path = Path.Combine("csharp", "app.log");</w:t>
+      </w:r>
+    </w:p>
+    <w:p>
+      <w:pPr>
+        <w:pStyle w:val="SourceCode"/>
+      </w:pPr>
+      <w:r>
+        <w:t xml:space="preserve">        File.AppendAllText(path,</w:t>
       </w:r>
     </w:p>
     <w:p>
@@ -7624,15 +7981,23 @@
         <w:pStyle w:val="SourceCode"/>
       </w:pPr>
       <w:r>
-        <w:t xml:space="preserve">        string contents = File.ReadAllText("app.log");</w:t>
-      </w:r>
-    </w:p>
-    <w:p>
-      <w:pPr>
-        <w:pStyle w:val="SourceCode"/>
-      </w:pPr>
-      <w:r>
-        <w:t xml:space="preserve">        Console.WriteLine("Contents of app.log:");</w:t>
+        <w:t xml:space="preserve">        string logPath = Path.Combine("csharp", "app.log");</w:t>
+      </w:r>
+    </w:p>
+    <w:p>
+      <w:pPr>
+        <w:pStyle w:val="SourceCode"/>
+      </w:pPr>
+      <w:r>
+        <w:t xml:space="preserve">        string contents = File.ReadAllText(logPath);</w:t>
+      </w:r>
+    </w:p>
+    <w:p>
+      <w:pPr>
+        <w:pStyle w:val="SourceCode"/>
+      </w:pPr>
+      <w:r>
+        <w:t xml:space="preserve">        Console.WriteLine("Contents of " + logPath + ":");</w:t>
       </w:r>
     </w:p>
     <w:p>
@@ -7693,7 +8058,7 @@
         <w:keepNext/>
       </w:pPr>
       <w:r>
-        <w:t>Remove-Item app.log -ErrorAction Ignore</w:t>
+        <w:t>Remove-Item .\csharp\app.log -ErrorAction Ignore</w:t>
       </w:r>
     </w:p>
     <w:p>
@@ -7745,7 +8110,7 @@
         <w:keepNext/>
       </w:pPr>
       <w:r>
-        <w:t>rm -f app.log</w:t>
+        <w:t>rm -f ./csharp/app.log</w:t>
       </w:r>
     </w:p>
     <w:p>
@@ -7797,7 +8162,7 @@
         <w:keepNext/>
       </w:pPr>
       <w:r>
-        <w:t>Contents of app.log:</w:t>
+        <w:t>Contents of csharp\app.log:</w:t>
       </w:r>
     </w:p>
     <w:p>
@@ -7845,7 +8210,7 @@
         <w:pStyle w:val="ListBullet"/>
       </w:pPr>
       <w:r>
-        <w:t>Contents of app.log: is printed by the program; the four lines after it are read back from app.log, exactly as stored.</w:t>
+        <w:t>The Contents line is printed by the program and names the log's path, without .\ in front; the four lines after it are read back from the log, exactly as stored.</w:t>
       </w:r>
     </w:p>
     <w:p>
@@ -7893,7 +8258,7 @@
         <w:pStyle w:val="ListBullet"/>
       </w:pPr>
       <w:r>
-        <w:t>Run Get-Content app.log (cat on Linux or macOS): it shows the same four lines, which are now saved in the file.</w:t>
+        <w:t>Run Get-Content .\csharp\app.log (cat ./csharp/app.log on Linux or macOS): it shows the same four lines, which are now saved in the file.</w:t>
       </w:r>
     </w:p>
     <w:p>
@@ -7922,7 +8287,7 @@
         <w:keepNext/>
       </w:pPr>
       <w:r>
-        <w:t>A log keeps every run's events. Run the Basic program again, this time without removing app.log first, then look at the file itself. Get-Content prints the log's lines, and (Get-Content app.log).Count counts them: the parentheses run Get-Content first, and .Count is the number of lines it read.</w:t>
+        <w:t>A log keeps every run's events. Run the Basic program again, this time without removing app.log first, then look at the file itself. Get-Content prints the log's lines, and (Get-Content .\csharp\app.log).Count counts them: the parentheses run Get-Content first, and .Count is the number of lines it read.</w:t>
       </w:r>
     </w:p>
     <w:p>
@@ -7945,7 +8310,7 @@
         <w:keepNext/>
       </w:pPr>
       <w:r>
-        <w:t>Get-Content app.log</w:t>
+        <w:t>Get-Content .\csharp\app.log</w:t>
       </w:r>
     </w:p>
     <w:p>
@@ -7953,7 +8318,7 @@
         <w:pStyle w:val="CommandBlock"/>
       </w:pPr>
       <w:r>
-        <w:t>(Get-Content app.log).Count</w:t>
+        <w:t>(Get-Content .\csharp\app.log).Count</w:t>
       </w:r>
     </w:p>
     <w:p>
@@ -7974,7 +8339,7 @@
         <w:keepNext/>
       </w:pPr>
       <w:r>
-        <w:t>cat prints the log, and wc -l &lt; app.log counts its lines.</w:t>
+        <w:t>cat prints the log, and wc -l &lt; ./csharp/app.log counts its lines.</w:t>
       </w:r>
     </w:p>
     <w:p>
@@ -7997,7 +8362,7 @@
         <w:keepNext/>
       </w:pPr>
       <w:r>
-        <w:t>cat app.log</w:t>
+        <w:t>cat ./csharp/app.log</w:t>
       </w:r>
     </w:p>
     <w:p>
@@ -8005,7 +8370,7 @@
         <w:pStyle w:val="CommandBlock"/>
       </w:pPr>
       <w:r>
-        <w:t>wc -l &lt; app.log</w:t>
+        <w:t>wc -l &lt; ./csharp/app.log</w:t>
       </w:r>
     </w:p>
     <w:p>
@@ -8032,7 +8397,7 @@
         <w:keepNext/>
       </w:pPr>
       <w:r>
-        <w:t>Contents of app.log:</w:t>
+        <w:t>Contents of csharp\app.log:</w:t>
       </w:r>
     </w:p>
     <w:p>
@@ -8136,7 +8501,7 @@
     </w:p>
     <w:p>
       <w:r>
-        <w:t>The production-minded version writes the same events. WriteLog takes the log's path as well; when AppendAllText throws, its catch throws one IOException, could not write to app.log. ReadTextFile is Lesson 3.2's method. Main writes every event inside one try block, so a failed log write reaches the catch, which prints one Error line and returns 1; an inner try covers only each read, so a failed read becomes an ERROR event instead.</w:t>
+        <w:t>The production-minded version writes the same events. WriteLog takes the log's path as well; when AppendAllText throws, its catch throws one IOException, could not write to, followed by the log's path. ReadTextFile is Lesson 3.2's method. Main writes every event inside one try block, so a failed log write reaches the catch, which prints one Error line and returns 1; an inner try covers only each read, so a failed read becomes an ERROR event instead.</w:t>
       </w:r>
     </w:p>
     <w:p>
@@ -8515,15 +8880,31 @@
         <w:pStyle w:val="SourceCode"/>
       </w:pPr>
       <w:r>
-        <w:t xml:space="preserve">        // Remember, relative paths start from the working directory.</w:t>
-      </w:r>
-    </w:p>
-    <w:p>
-      <w:pPr>
-        <w:pStyle w:val="SourceCode"/>
-      </w:pPr>
-      <w:r>
-        <w:t xml:space="preserve">        string logPath = "app.log";</w:t>
+        <w:t xml:space="preserve">        // The log goes in the csharp folder, so the C# programs write only</w:t>
+      </w:r>
+    </w:p>
+    <w:p>
+      <w:pPr>
+        <w:pStyle w:val="SourceCode"/>
+      </w:pPr>
+      <w:r>
+        <w:t xml:space="preserve">        // inside their own folder. Remember, Path.Combine joins with the</w:t>
+      </w:r>
+    </w:p>
+    <w:p>
+      <w:pPr>
+        <w:pStyle w:val="SourceCode"/>
+      </w:pPr>
+      <w:r>
+        <w:t xml:space="preserve">        // right separator.</w:t>
+      </w:r>
+    </w:p>
+    <w:p>
+      <w:pPr>
+        <w:pStyle w:val="SourceCode"/>
+      </w:pPr>
+      <w:r>
+        <w:t xml:space="preserve">        string logPath = Path.Combine("csharp", "app.log");</w:t>
       </w:r>
     </w:p>
     <w:p>
@@ -9060,7 +9441,7 @@
         <w:keepNext/>
       </w:pPr>
       <w:r>
-        <w:t>Remove-Item app.log -ErrorAction Ignore</w:t>
+        <w:t>Remove-Item .\csharp\app.log -ErrorAction Ignore</w:t>
       </w:r>
     </w:p>
     <w:p>
@@ -9108,7 +9489,7 @@
         <w:keepNext/>
       </w:pPr>
       <w:r>
-        <w:t>rm -f app.log</w:t>
+        <w:t>rm -f ./csharp/app.log</w:t>
       </w:r>
     </w:p>
     <w:p>
@@ -9169,7 +9550,7 @@
         <w:keepNext/>
       </w:pPr>
       <w:r>
-        <w:t>Contents of app.log:</w:t>
+        <w:t>Contents of csharp\app.log:</w:t>
       </w:r>
     </w:p>
     <w:p>
@@ -9254,7 +9635,7 @@
         <w:keepNext/>
       </w:pPr>
       <w:r>
-        <w:t>Now see what happens when the log itself cannot be written. Set-ItemProperty marks app.log read-only, as in Lesson 3.3, so no program may change it. The program runs, $LASTEXITCODE shows its exit code, the count shows whether any line was added, and the last line clears the mark again.</w:t>
+        <w:t>Now see what happens when the log itself cannot be written. Set-ItemProperty marks .\csharp\app.log read-only, as in Lesson 3.3, so no program may change it. The program runs, $LASTEXITCODE shows its exit code, the count shows whether any line was added, and the last line clears the mark again.</w:t>
       </w:r>
     </w:p>
     <w:p>
@@ -9268,7 +9649,7 @@
         <w:keepNext/>
       </w:pPr>
       <w:r>
-        <w:t>Set-ItemProperty app.log IsReadOnly $true</w:t>
+        <w:t>Set-ItemProperty .\csharp\app.log IsReadOnly $true</w:t>
       </w:r>
     </w:p>
     <w:p>
@@ -9295,7 +9676,7 @@
         <w:keepNext/>
       </w:pPr>
       <w:r>
-        <w:t>(Get-Content app.log).Count</w:t>
+        <w:t>(Get-Content .\csharp\app.log).Count</w:t>
       </w:r>
     </w:p>
     <w:p>
@@ -9303,7 +9684,7 @@
         <w:pStyle w:val="CommandBlock"/>
       </w:pPr>
       <w:r>
-        <w:t>Set-ItemProperty app.log IsReadOnly $false</w:t>
+        <w:t>Set-ItemProperty .\csharp\app.log IsReadOnly $false</w:t>
       </w:r>
     </w:p>
     <w:p>
@@ -9338,7 +9719,7 @@
         <w:keepNext/>
       </w:pPr>
       <w:r>
-        <w:t>chmod a-w app.log</w:t>
+        <w:t>chmod a-w ./csharp/app.log</w:t>
       </w:r>
     </w:p>
     <w:p>
@@ -9365,7 +9746,7 @@
         <w:keepNext/>
       </w:pPr>
       <w:r>
-        <w:t>wc -l &lt; app.log</w:t>
+        <w:t>wc -l &lt; ./csharp/app.log</w:t>
       </w:r>
     </w:p>
     <w:p>
@@ -9373,7 +9754,7 @@
         <w:pStyle w:val="CommandBlock"/>
       </w:pPr>
       <w:r>
-        <w:t>chmod u+w app.log</w:t>
+        <w:t>chmod u+w ./csharp/app.log</w:t>
       </w:r>
     </w:p>
     <w:p>
@@ -9399,17 +9780,17 @@
         <w:pStyle w:val="RequiredOutput"/>
       </w:pPr>
       <w:r>
-        <w:t>Error: could not write to app.log</w:t>
-      </w:r>
-    </w:p>
-    <w:p>
-      <w:pPr>
-        <w:keepNext/>
-      </w:pPr>
-    </w:p>
-    <w:p>
-      <w:r>
-        <w:t>Then $LASTEXITCODE (echo $?) prints 1, and the count is still 4: nothing was added to the log. This failure is different from the failed read. A missing file is an event the program can record, so it records it and goes on. A log that cannot be written leaves the program with nowhere to record anything, so it stops at once and reports the problem on the error stream instead. The message is the program's own, so it is the same in every language.</w:t>
+        <w:t>Error: could not write to csharp\app.log</w:t>
+      </w:r>
+    </w:p>
+    <w:p>
+      <w:pPr>
+        <w:keepNext/>
+      </w:pPr>
+    </w:p>
+    <w:p>
+      <w:r>
+        <w:t>Then $LASTEXITCODE (echo $?) prints 1, and the count is still 4: nothing was added to the log. This failure is different from the failed read. A missing file is an event the program can record, so it records it and goes on. A log that cannot be written leaves the program with nowhere to record anything, so it stops at once and reports the problem on the error stream instead. The message is the program's own, so it is the same in every language apart from the folder name.</w:t>
       </w:r>
     </w:p>
     <w:p>
@@ -9583,7 +9964,15 @@
         <w:pStyle w:val="SourceCode"/>
       </w:pPr>
       <w:r>
-        <w:t>// Go's tools for files, and time reads the clock.</w:t>
+        <w:t>// Go's tools for files, path/filepath joins paths, and time reads the</w:t>
+      </w:r>
+    </w:p>
+    <w:p>
+      <w:pPr>
+        <w:pStyle w:val="SourceCode"/>
+      </w:pPr>
+      <w:r>
+        <w:t>// clock.</w:t>
       </w:r>
     </w:p>
     <w:p>
@@ -9615,6 +10004,14 @@
         <w:pStyle w:val="SourceCode"/>
       </w:pPr>
       <w:r>
+        <w:t xml:space="preserve">    "path/filepath"</w:t>
+      </w:r>
+    </w:p>
+    <w:p>
+      <w:pPr>
+        <w:pStyle w:val="SourceCode"/>
+      </w:pPr>
+      <w:r>
         <w:t xml:space="preserve">    "time"</w:t>
       </w:r>
     </w:p>
@@ -9636,23 +10033,31 @@
         <w:pStyle w:val="SourceCode"/>
       </w:pPr>
       <w:r>
-        <w:t>// Writes one event to the log file, app.log, as one line: the time in</w:t>
-      </w:r>
-    </w:p>
-    <w:p>
-      <w:pPr>
-        <w:pStyle w:val="SourceCode"/>
-      </w:pPr>
-      <w:r>
-        <w:t>// UTC, the level, and the message, separated by " | ". Every event goes</w:t>
-      </w:r>
-    </w:p>
-    <w:p>
-      <w:pPr>
-        <w:pStyle w:val="SourceCode"/>
-      </w:pPr>
-      <w:r>
-        <w:t>// through this one function, so every line has exactly the same format.</w:t>
+        <w:t>// Writes one event to the log file, app.log in the go folder, as one</w:t>
+      </w:r>
+    </w:p>
+    <w:p>
+      <w:pPr>
+        <w:pStyle w:val="SourceCode"/>
+      </w:pPr>
+      <w:r>
+        <w:t>// line: the time in UTC, the level, and the message, separated by</w:t>
+      </w:r>
+    </w:p>
+    <w:p>
+      <w:pPr>
+        <w:pStyle w:val="SourceCode"/>
+      </w:pPr>
+      <w:r>
+        <w:t>// " | ". Every event goes through this one function, so every line has</w:t>
+      </w:r>
+    </w:p>
+    <w:p>
+      <w:pPr>
+        <w:pStyle w:val="SourceCode"/>
+      </w:pPr>
+      <w:r>
+        <w:t>// exactly the same format.</w:t>
       </w:r>
     </w:p>
     <w:p>
@@ -9753,15 +10158,39 @@
         <w:pStyle w:val="SourceCode"/>
       </w:pPr>
       <w:r>
-        <w:t xml:space="preserve">    file, _ := os.OpenFile("app.log", os.O_APPEND|os.O_CREATE|os.O_WRONLY,</w:t>
-      </w:r>
-    </w:p>
-    <w:p>
-      <w:pPr>
-        <w:pStyle w:val="SourceCode"/>
-      </w:pPr>
-      <w:r>
-        <w:t xml:space="preserve">        0644)</w:t>
+        <w:t xml:space="preserve">    // The log goes in the go folder, so the Go programs write only inside</w:t>
+      </w:r>
+    </w:p>
+    <w:p>
+      <w:pPr>
+        <w:pStyle w:val="SourceCode"/>
+      </w:pPr>
+      <w:r>
+        <w:t xml:space="preserve">    // their own folder. Remember, filepath.Join joins with the right</w:t>
+      </w:r>
+    </w:p>
+    <w:p>
+      <w:pPr>
+        <w:pStyle w:val="SourceCode"/>
+      </w:pPr>
+      <w:r>
+        <w:t xml:space="preserve">    // separator.</w:t>
+      </w:r>
+    </w:p>
+    <w:p>
+      <w:pPr>
+        <w:pStyle w:val="SourceCode"/>
+      </w:pPr>
+      <w:r>
+        <w:t xml:space="preserve">    var path string = filepath.Join("go", "app.log")</w:t>
+      </w:r>
+    </w:p>
+    <w:p>
+      <w:pPr>
+        <w:pStyle w:val="SourceCode"/>
+      </w:pPr>
+      <w:r>
+        <w:t xml:space="preserve">    file, _ := os.OpenFile(path, os.O_APPEND|os.O_CREATE|os.O_WRONLY, 0644)</w:t>
       </w:r>
     </w:p>
     <w:p>
@@ -10133,16 +10562,24 @@
         <w:pStyle w:val="SourceCode"/>
       </w:pPr>
       <w:r>
-        <w:t xml:space="preserve">    contents, _ := os.ReadFile("app.log")</w:t>
-      </w:r>
-    </w:p>
-    <w:p>
-      <w:pPr>
-        <w:pStyle w:val="SourceCode"/>
-        <w:keepNext/>
-      </w:pPr>
-      <w:r>
-        <w:t xml:space="preserve">    fmt.Println("Contents of app.log:")</w:t>
+        <w:t xml:space="preserve">    var logPath string = filepath.Join("go", "app.log")</w:t>
+      </w:r>
+    </w:p>
+    <w:p>
+      <w:pPr>
+        <w:pStyle w:val="SourceCode"/>
+      </w:pPr>
+      <w:r>
+        <w:t xml:space="preserve">    contents, _ := os.ReadFile(logPath)</w:t>
+      </w:r>
+    </w:p>
+    <w:p>
+      <w:pPr>
+        <w:pStyle w:val="SourceCode"/>
+        <w:keepNext/>
+      </w:pPr>
+      <w:r>
+        <w:t xml:space="preserve">    fmt.Println("Contents of " + logPath + ":")</w:t>
       </w:r>
     </w:p>
     <w:p>
@@ -10194,7 +10631,7 @@
         <w:keepNext/>
       </w:pPr>
       <w:r>
-        <w:t>Remove-Item app.log -ErrorAction Ignore</w:t>
+        <w:t>Remove-Item .\go\app.log -ErrorAction Ignore</w:t>
       </w:r>
     </w:p>
     <w:p>
@@ -10246,7 +10683,7 @@
         <w:keepNext/>
       </w:pPr>
       <w:r>
-        <w:t>rm -f app.log</w:t>
+        <w:t>rm -f ./go/app.log</w:t>
       </w:r>
     </w:p>
     <w:p>
@@ -10298,7 +10735,7 @@
         <w:keepNext/>
       </w:pPr>
       <w:r>
-        <w:t>Contents of app.log:</w:t>
+        <w:t>Contents of go\app.log:</w:t>
       </w:r>
     </w:p>
     <w:p>
@@ -10346,7 +10783,7 @@
         <w:pStyle w:val="ListBullet"/>
       </w:pPr>
       <w:r>
-        <w:t>Contents of app.log: is printed by the program; the four lines after it are read back from app.log, exactly as stored.</w:t>
+        <w:t>The Contents line is printed by the program and names the log's path, without .\ in front; the four lines after it are read back from the log, exactly as stored.</w:t>
       </w:r>
     </w:p>
     <w:p>
@@ -10394,7 +10831,7 @@
         <w:pStyle w:val="ListBullet"/>
       </w:pPr>
       <w:r>
-        <w:t>Run Get-Content app.log (cat on Linux or macOS): it shows the same four lines, which are now saved in the file.</w:t>
+        <w:t>Run Get-Content .\go\app.log (cat ./go/app.log on Linux or macOS): it shows the same four lines, which are now saved in the file.</w:t>
       </w:r>
     </w:p>
     <w:p>
@@ -10423,7 +10860,7 @@
         <w:keepNext/>
       </w:pPr>
       <w:r>
-        <w:t>A log keeps every run's events. Run the Basic program again, this time without removing app.log first, then look at the file itself. Get-Content prints the log's lines, and (Get-Content app.log).Count counts them: the parentheses run Get-Content first, and .Count is the number of lines it read.</w:t>
+        <w:t>A log keeps every run's events. Run the Basic program again, this time without removing app.log first, then look at the file itself. Get-Content prints the log's lines, and (Get-Content .\go\app.log).Count counts them: the parentheses run Get-Content first, and .Count is the number of lines it read.</w:t>
       </w:r>
     </w:p>
     <w:p>
@@ -10446,7 +10883,7 @@
         <w:keepNext/>
       </w:pPr>
       <w:r>
-        <w:t>Get-Content app.log</w:t>
+        <w:t>Get-Content .\go\app.log</w:t>
       </w:r>
     </w:p>
     <w:p>
@@ -10454,7 +10891,7 @@
         <w:pStyle w:val="CommandBlock"/>
       </w:pPr>
       <w:r>
-        <w:t>(Get-Content app.log).Count</w:t>
+        <w:t>(Get-Content .\go\app.log).Count</w:t>
       </w:r>
     </w:p>
     <w:p>
@@ -10475,7 +10912,7 @@
         <w:keepNext/>
       </w:pPr>
       <w:r>
-        <w:t>cat prints the log, and wc -l &lt; app.log counts its lines.</w:t>
+        <w:t>cat prints the log, and wc -l &lt; ./go/app.log counts its lines.</w:t>
       </w:r>
     </w:p>
     <w:p>
@@ -10498,7 +10935,7 @@
         <w:keepNext/>
       </w:pPr>
       <w:r>
-        <w:t>cat app.log</w:t>
+        <w:t>cat ./go/app.log</w:t>
       </w:r>
     </w:p>
     <w:p>
@@ -10506,7 +10943,7 @@
         <w:pStyle w:val="CommandBlock"/>
       </w:pPr>
       <w:r>
-        <w:t>wc -l &lt; app.log</w:t>
+        <w:t>wc -l &lt; ./go/app.log</w:t>
       </w:r>
     </w:p>
     <w:p>
@@ -10533,7 +10970,7 @@
         <w:keepNext/>
       </w:pPr>
       <w:r>
-        <w:t>Contents of app.log:</w:t>
+        <w:t>Contents of go\app.log:</w:t>
       </w:r>
     </w:p>
     <w:p>
@@ -10637,7 +11074,7 @@
     </w:p>
     <w:p>
       <w:r>
-        <w:t>The production-minded version writes the same events. writeLog takes the log's path as well and returns an error value, could not write to app.log, when the file cannot be opened, written, or closed. readTextFile is Lesson 3.2's function. main checks every writeLog error value and, on a failure, calls stop, a small function that prints one Error line and ends with os.Exit(1); a failed read becomes an ERROR event instead.</w:t>
+        <w:t>The production-minded version writes the same events. writeLog takes the log's path as well and returns an error value, could not write to, followed by the log's path, when the file cannot be opened, written, or closed. readTextFile is Lesson 3.2's function. main checks every writeLog error value and, on a failure, calls stop, a small function that prints one Error line and ends with os.Exit(1); a failed read becomes an ERROR event instead.</w:t>
       </w:r>
     </w:p>
     <w:p>
@@ -10682,7 +11119,15 @@
         <w:pStyle w:val="SourceCode"/>
       </w:pPr>
       <w:r>
-        <w:t>// values, fmt prints, os holds the file tools, and time reads the clock.</w:t>
+        <w:t>// values, fmt prints, os holds the file tools, path/filepath joins</w:t>
+      </w:r>
+    </w:p>
+    <w:p>
+      <w:pPr>
+        <w:pStyle w:val="SourceCode"/>
+      </w:pPr>
+      <w:r>
+        <w:t>// paths, and time reads the clock.</w:t>
       </w:r>
     </w:p>
     <w:p>
@@ -10722,6 +11167,14 @@
         <w:pStyle w:val="SourceCode"/>
       </w:pPr>
       <w:r>
+        <w:t xml:space="preserve">    "path/filepath"</w:t>
+      </w:r>
+    </w:p>
+    <w:p>
+      <w:pPr>
+        <w:pStyle w:val="SourceCode"/>
+      </w:pPr>
+      <w:r>
         <w:t xml:space="preserve">    "time"</w:t>
       </w:r>
     </w:p>
@@ -11131,15 +11584,31 @@
         <w:pStyle w:val="SourceCode"/>
       </w:pPr>
       <w:r>
-        <w:t xml:space="preserve">    // Remember, relative paths start from the working directory.</w:t>
-      </w:r>
-    </w:p>
-    <w:p>
-      <w:pPr>
-        <w:pStyle w:val="SourceCode"/>
-      </w:pPr>
-      <w:r>
-        <w:t xml:space="preserve">    var logPath string = "app.log"</w:t>
+        <w:t xml:space="preserve">    // The log goes in the go folder, so the Go programs write only inside</w:t>
+      </w:r>
+    </w:p>
+    <w:p>
+      <w:pPr>
+        <w:pStyle w:val="SourceCode"/>
+      </w:pPr>
+      <w:r>
+        <w:t xml:space="preserve">    // their own folder. Remember, filepath.Join joins with the right</w:t>
+      </w:r>
+    </w:p>
+    <w:p>
+      <w:pPr>
+        <w:pStyle w:val="SourceCode"/>
+      </w:pPr>
+      <w:r>
+        <w:t xml:space="preserve">    // separator.</w:t>
+      </w:r>
+    </w:p>
+    <w:p>
+      <w:pPr>
+        <w:pStyle w:val="SourceCode"/>
+      </w:pPr>
+      <w:r>
+        <w:t xml:space="preserve">    var logPath string = filepath.Join("go", "app.log")</w:t>
       </w:r>
     </w:p>
     <w:p>
@@ -11540,7 +12009,7 @@
         <w:keepNext/>
       </w:pPr>
       <w:r>
-        <w:t>Remove-Item app.log -ErrorAction Ignore</w:t>
+        <w:t>Remove-Item .\go\app.log -ErrorAction Ignore</w:t>
       </w:r>
     </w:p>
     <w:p>
@@ -11588,7 +12057,7 @@
         <w:keepNext/>
       </w:pPr>
       <w:r>
-        <w:t>rm -f app.log</w:t>
+        <w:t>rm -f ./go/app.log</w:t>
       </w:r>
     </w:p>
     <w:p>
@@ -11649,7 +12118,7 @@
         <w:keepNext/>
       </w:pPr>
       <w:r>
-        <w:t>Contents of app.log:</w:t>
+        <w:t>Contents of go\app.log:</w:t>
       </w:r>
     </w:p>
     <w:p>
@@ -11734,7 +12203,7 @@
         <w:keepNext/>
       </w:pPr>
       <w:r>
-        <w:t>Now see what happens when the log itself cannot be written. Set-ItemProperty marks app.log read-only, as in Lesson 3.3, so no program may change it. The program runs, $LASTEXITCODE shows its exit code, the count shows whether any line was added, and the last line clears the mark again.</w:t>
+        <w:t>Now see what happens when the log itself cannot be written. Set-ItemProperty marks .\go\app.log read-only, as in Lesson 3.3, so no program may change it. The program runs, $LASTEXITCODE shows its exit code, the count shows whether any line was added, and the last line clears the mark again.</w:t>
       </w:r>
     </w:p>
     <w:p>
@@ -11748,7 +12217,7 @@
         <w:keepNext/>
       </w:pPr>
       <w:r>
-        <w:t>Set-ItemProperty app.log IsReadOnly $true</w:t>
+        <w:t>Set-ItemProperty .\go\app.log IsReadOnly $true</w:t>
       </w:r>
     </w:p>
     <w:p>
@@ -11775,7 +12244,7 @@
         <w:keepNext/>
       </w:pPr>
       <w:r>
-        <w:t>(Get-Content app.log).Count</w:t>
+        <w:t>(Get-Content .\go\app.log).Count</w:t>
       </w:r>
     </w:p>
     <w:p>
@@ -11783,7 +12252,7 @@
         <w:pStyle w:val="CommandBlock"/>
       </w:pPr>
       <w:r>
-        <w:t>Set-ItemProperty app.log IsReadOnly $false</w:t>
+        <w:t>Set-ItemProperty .\go\app.log IsReadOnly $false</w:t>
       </w:r>
     </w:p>
     <w:p>
@@ -11818,7 +12287,7 @@
         <w:keepNext/>
       </w:pPr>
       <w:r>
-        <w:t>chmod a-w app.log</w:t>
+        <w:t>chmod a-w ./go/app.log</w:t>
       </w:r>
     </w:p>
     <w:p>
@@ -11845,7 +12314,7 @@
         <w:keepNext/>
       </w:pPr>
       <w:r>
-        <w:t>wc -l &lt; app.log</w:t>
+        <w:t>wc -l &lt; ./go/app.log</w:t>
       </w:r>
     </w:p>
     <w:p>
@@ -11853,7 +12322,7 @@
         <w:pStyle w:val="CommandBlock"/>
       </w:pPr>
       <w:r>
-        <w:t>chmod u+w app.log</w:t>
+        <w:t>chmod u+w ./go/app.log</w:t>
       </w:r>
     </w:p>
     <w:p>
@@ -11879,17 +12348,17 @@
         <w:pStyle w:val="RequiredOutput"/>
       </w:pPr>
       <w:r>
-        <w:t>Error: could not write to app.log</w:t>
-      </w:r>
-    </w:p>
-    <w:p>
-      <w:pPr>
-        <w:keepNext/>
-      </w:pPr>
-    </w:p>
-    <w:p>
-      <w:r>
-        <w:t>Then $LASTEXITCODE (echo $?) prints 1, and the count is still 4: nothing was added to the log. This failure is different from the failed read. A missing file is an event the program can record, so it records it and goes on. A log that cannot be written leaves the program with nowhere to record anything, so it stops at once and reports the problem on the error stream instead. The message is the program's own, so it is the same in every language.</w:t>
+        <w:t>Error: could not write to go\app.log</w:t>
+      </w:r>
+    </w:p>
+    <w:p>
+      <w:pPr>
+        <w:keepNext/>
+      </w:pPr>
+    </w:p>
+    <w:p>
+      <w:r>
+        <w:t>Then $LASTEXITCODE (echo $?) prints 1, and the count is still 4: nothing was added to the log. This failure is different from the failed read. A missing file is an event the program can record, so it records it and goes on. A log that cannot be written leaves the program with nowhere to record anything, so it stops at once and reports the problem on the error stream instead. The message is the program's own, so it is the same in every language apart from the folder name.</w:t>
       </w:r>
     </w:p>
     <w:p>
@@ -12025,16 +12494,32 @@
         <w:keepNext/>
       </w:pPr>
       <w:r>
-        <w:t># Remember, from ... import names what this file uses: datetime and</w:t>
-      </w:r>
-    </w:p>
-    <w:p>
-      <w:pPr>
-        <w:pStyle w:val="SourceCode"/>
-        <w:keepNext/>
-      </w:pPr>
-      <w:r>
-        <w:t># timezone read the clock in UTC, and Path offers the file tools.</w:t>
+        <w:t># Remember, import os brings in os.path.join, which joins paths; from</w:t>
+      </w:r>
+    </w:p>
+    <w:p>
+      <w:pPr>
+        <w:pStyle w:val="SourceCode"/>
+        <w:keepNext/>
+      </w:pPr>
+      <w:r>
+        <w:t># ... import names what this file uses: datetime and timezone read the</w:t>
+      </w:r>
+    </w:p>
+    <w:p>
+      <w:pPr>
+        <w:pStyle w:val="SourceCode"/>
+      </w:pPr>
+      <w:r>
+        <w:t># clock in UTC, and Path offers the file tools.</w:t>
+      </w:r>
+    </w:p>
+    <w:p>
+      <w:pPr>
+        <w:pStyle w:val="SourceCode"/>
+      </w:pPr>
+      <w:r>
+        <w:t>import os</w:t>
       </w:r>
     </w:p>
     <w:p>
@@ -12068,23 +12553,31 @@
         <w:pStyle w:val="SourceCode"/>
       </w:pPr>
       <w:r>
-        <w:t># Writes one event to the log file, app.log, as one line: the time in</w:t>
-      </w:r>
-    </w:p>
-    <w:p>
-      <w:pPr>
-        <w:pStyle w:val="SourceCode"/>
-      </w:pPr>
-      <w:r>
-        <w:t># UTC, the level, and the message, separated by " | ". Every event goes</w:t>
-      </w:r>
-    </w:p>
-    <w:p>
-      <w:pPr>
-        <w:pStyle w:val="SourceCode"/>
-      </w:pPr>
-      <w:r>
-        <w:t># through this one function, so every line has exactly the same format.</w:t>
+        <w:t># Writes one event to the log file, app.log in the python folder, as</w:t>
+      </w:r>
+    </w:p>
+    <w:p>
+      <w:pPr>
+        <w:pStyle w:val="SourceCode"/>
+      </w:pPr>
+      <w:r>
+        <w:t># one line: the time in UTC, the level, and the message, separated by</w:t>
+      </w:r>
+    </w:p>
+    <w:p>
+      <w:pPr>
+        <w:pStyle w:val="SourceCode"/>
+      </w:pPr>
+      <w:r>
+        <w:t># " | ". Every event goes through this one function, so every line has</w:t>
+      </w:r>
+    </w:p>
+    <w:p>
+      <w:pPr>
+        <w:pStyle w:val="SourceCode"/>
+      </w:pPr>
+      <w:r>
+        <w:t># exactly the same format.</w:t>
       </w:r>
     </w:p>
     <w:p>
@@ -12177,7 +12670,39 @@
         <w:pStyle w:val="SourceCode"/>
       </w:pPr>
       <w:r>
-        <w:t xml:space="preserve">    file = open("app.log", "a", encoding="utf-8", newline="\n")</w:t>
+        <w:t xml:space="preserve">    # The log goes in the python folder, so the Python programs write only</w:t>
+      </w:r>
+    </w:p>
+    <w:p>
+      <w:pPr>
+        <w:pStyle w:val="SourceCode"/>
+      </w:pPr>
+      <w:r>
+        <w:t xml:space="preserve">    # inside their own folder. Remember, os.path.join joins with the</w:t>
+      </w:r>
+    </w:p>
+    <w:p>
+      <w:pPr>
+        <w:pStyle w:val="SourceCode"/>
+      </w:pPr>
+      <w:r>
+        <w:t xml:space="preserve">    # right separator.</w:t>
+      </w:r>
+    </w:p>
+    <w:p>
+      <w:pPr>
+        <w:pStyle w:val="SourceCode"/>
+      </w:pPr>
+      <w:r>
+        <w:t xml:space="preserve">    path = os.path.join("python", "app.log")</w:t>
+      </w:r>
+    </w:p>
+    <w:p>
+      <w:pPr>
+        <w:pStyle w:val="SourceCode"/>
+      </w:pPr>
+      <w:r>
+        <w:t xml:space="preserve">    file = open(path, "a", encoding="utf-8", newline="\n")</w:t>
       </w:r>
     </w:p>
     <w:p>
@@ -12522,15 +13047,23 @@
         <w:pStyle w:val="SourceCode"/>
       </w:pPr>
       <w:r>
-        <w:t xml:space="preserve">    contents = Path("app.log").read_text(encoding="utf-8")</w:t>
-      </w:r>
-    </w:p>
-    <w:p>
-      <w:pPr>
-        <w:pStyle w:val="SourceCode"/>
-      </w:pPr>
-      <w:r>
-        <w:t xml:space="preserve">    print("Contents of app.log:")</w:t>
+        <w:t xml:space="preserve">    log_path = os.path.join("python", "app.log")</w:t>
+      </w:r>
+    </w:p>
+    <w:p>
+      <w:pPr>
+        <w:pStyle w:val="SourceCode"/>
+      </w:pPr>
+      <w:r>
+        <w:t xml:space="preserve">    contents = Path(log_path).read_text(encoding="utf-8")</w:t>
+      </w:r>
+    </w:p>
+    <w:p>
+      <w:pPr>
+        <w:pStyle w:val="SourceCode"/>
+      </w:pPr>
+      <w:r>
+        <w:t xml:space="preserve">    print(f"Contents of {log_path}:")</w:t>
       </w:r>
     </w:p>
     <w:p>
@@ -12609,7 +13142,7 @@
         <w:keepNext/>
       </w:pPr>
       <w:r>
-        <w:t>Remove-Item app.log -ErrorAction Ignore</w:t>
+        <w:t>Remove-Item .\python\app.log -ErrorAction Ignore</w:t>
       </w:r>
     </w:p>
     <w:p>
@@ -12652,7 +13185,7 @@
         <w:keepNext/>
       </w:pPr>
       <w:r>
-        <w:t>rm -f app.log</w:t>
+        <w:t>rm -f ./python/app.log</w:t>
       </w:r>
     </w:p>
     <w:p>
@@ -12695,7 +13228,7 @@
         <w:keepNext/>
       </w:pPr>
       <w:r>
-        <w:t>Contents of app.log:</w:t>
+        <w:t>Contents of python\app.log:</w:t>
       </w:r>
     </w:p>
     <w:p>
@@ -12743,7 +13276,7 @@
         <w:pStyle w:val="ListBullet"/>
       </w:pPr>
       <w:r>
-        <w:t>Contents of app.log: is printed by the program; the four lines after it are read back from app.log, exactly as stored.</w:t>
+        <w:t>The Contents line is printed by the program and names the log's path, without .\ in front; the four lines after it are read back from the log, exactly as stored.</w:t>
       </w:r>
     </w:p>
     <w:p>
@@ -12791,7 +13324,7 @@
         <w:pStyle w:val="ListBullet"/>
       </w:pPr>
       <w:r>
-        <w:t>Run Get-Content app.log (cat on Linux or macOS): it shows the same four lines, which are now saved in the file.</w:t>
+        <w:t>Run Get-Content .\python\app.log (cat ./python/app.log on Linux or macOS): it shows the same four lines, which are now saved in the file.</w:t>
       </w:r>
     </w:p>
     <w:p>
@@ -12820,7 +13353,7 @@
         <w:keepNext/>
       </w:pPr>
       <w:r>
-        <w:t>A log keeps every run's events. Run the Basic program again, this time without removing app.log first, then look at the file itself. Get-Content prints the log's lines, and (Get-Content app.log).Count counts them: the parentheses run Get-Content first, and .Count is the number of lines it read.</w:t>
+        <w:t>A log keeps every run's events. Run the Basic program again, this time without removing app.log first, then look at the file itself. Get-Content prints the log's lines, and (Get-Content .\python\app.log).Count counts them: the parentheses run Get-Content first, and .Count is the number of lines it read.</w:t>
       </w:r>
     </w:p>
     <w:p>
@@ -12843,7 +13376,7 @@
         <w:keepNext/>
       </w:pPr>
       <w:r>
-        <w:t>Get-Content app.log</w:t>
+        <w:t>Get-Content .\python\app.log</w:t>
       </w:r>
     </w:p>
     <w:p>
@@ -12851,7 +13384,7 @@
         <w:pStyle w:val="CommandBlock"/>
       </w:pPr>
       <w:r>
-        <w:t>(Get-Content app.log).Count</w:t>
+        <w:t>(Get-Content .\python\app.log).Count</w:t>
       </w:r>
     </w:p>
     <w:p>
@@ -12872,7 +13405,7 @@
         <w:keepNext/>
       </w:pPr>
       <w:r>
-        <w:t>cat prints the log, and wc -l &lt; app.log counts its lines.</w:t>
+        <w:t>cat prints the log, and wc -l &lt; ./python/app.log counts its lines.</w:t>
       </w:r>
     </w:p>
     <w:p>
@@ -12895,7 +13428,7 @@
         <w:keepNext/>
       </w:pPr>
       <w:r>
-        <w:t>cat app.log</w:t>
+        <w:t>cat ./python/app.log</w:t>
       </w:r>
     </w:p>
     <w:p>
@@ -12903,7 +13436,7 @@
         <w:pStyle w:val="CommandBlock"/>
       </w:pPr>
       <w:r>
-        <w:t>wc -l &lt; app.log</w:t>
+        <w:t>wc -l &lt; ./python/app.log</w:t>
       </w:r>
     </w:p>
     <w:p>
@@ -12930,7 +13463,7 @@
         <w:keepNext/>
       </w:pPr>
       <w:r>
-        <w:t>Contents of app.log:</w:t>
+        <w:t>Contents of python\app.log:</w:t>
       </w:r>
     </w:p>
     <w:p>
@@ -13034,7 +13567,7 @@
     </w:p>
     <w:p>
       <w:r>
-        <w:t>The production-minded version writes the same events. write_log takes the log's path as well; when open or write raises, its except raises one OSError, could not write to app.log. read_text_file is Lesson 3.2's function. main writes every event inside one try block, so a failed log write reaches the except, which prints one Error line and returns 1; an inner try covers only each read, so a failed read becomes an ERROR event instead.</w:t>
+        <w:t>The production-minded version writes the same events. write_log takes the log's path as well; when open or write raises, its except raises one OSError, could not write to, followed by the log's path. read_text_file is Lesson 3.2's function. main writes every event inside one try block, so a failed log write reaches the except, which prints one Error line and returns 1; an inner try covers only each read, so a failed read becomes an ERROR event instead.</w:t>
       </w:r>
     </w:p>
     <w:p>
@@ -13056,16 +13589,32 @@
         <w:keepNext/>
       </w:pPr>
       <w:r>
-        <w:t># Remember, import sys makes the module usable under its name; datetime</w:t>
-      </w:r>
-    </w:p>
-    <w:p>
-      <w:pPr>
-        <w:pStyle w:val="SourceCode"/>
-        <w:keepNext/>
-      </w:pPr>
-      <w:r>
-        <w:t># and timezone read the clock in UTC, and Path offers the file tools.</w:t>
+        <w:t># Remember, import makes a module usable under its name: os joins paths</w:t>
+      </w:r>
+    </w:p>
+    <w:p>
+      <w:pPr>
+        <w:pStyle w:val="SourceCode"/>
+        <w:keepNext/>
+      </w:pPr>
+      <w:r>
+        <w:t># and sys reaches stderr; datetime and timezone read the clock in UTC,</w:t>
+      </w:r>
+    </w:p>
+    <w:p>
+      <w:pPr>
+        <w:pStyle w:val="SourceCode"/>
+      </w:pPr>
+      <w:r>
+        <w:t># and Path offers the file tools.</w:t>
+      </w:r>
+    </w:p>
+    <w:p>
+      <w:pPr>
+        <w:pStyle w:val="SourceCode"/>
+      </w:pPr>
+      <w:r>
+        <w:t>import os</w:t>
       </w:r>
     </w:p>
     <w:p>
@@ -13324,15 +13873,31 @@
         <w:pStyle w:val="SourceCode"/>
       </w:pPr>
       <w:r>
-        <w:t xml:space="preserve">    # Remember, relative paths start from the working directory.</w:t>
-      </w:r>
-    </w:p>
-    <w:p>
-      <w:pPr>
-        <w:pStyle w:val="SourceCode"/>
-      </w:pPr>
-      <w:r>
-        <w:t xml:space="preserve">    log_path = "app.log"</w:t>
+        <w:t xml:space="preserve">    # The log goes in the python folder, so the Python programs write only</w:t>
+      </w:r>
+    </w:p>
+    <w:p>
+      <w:pPr>
+        <w:pStyle w:val="SourceCode"/>
+      </w:pPr>
+      <w:r>
+        <w:t xml:space="preserve">    # inside their own folder. Remember, os.path.join joins with the</w:t>
+      </w:r>
+    </w:p>
+    <w:p>
+      <w:pPr>
+        <w:pStyle w:val="SourceCode"/>
+      </w:pPr>
+      <w:r>
+        <w:t xml:space="preserve">    # right separator.</w:t>
+      </w:r>
+    </w:p>
+    <w:p>
+      <w:pPr>
+        <w:pStyle w:val="SourceCode"/>
+      </w:pPr>
+      <w:r>
+        <w:t xml:space="preserve">    log_path = os.path.join("python", "app.log")</w:t>
       </w:r>
     </w:p>
     <w:p>
@@ -13719,7 +14284,7 @@
         <w:keepNext/>
       </w:pPr>
       <w:r>
-        <w:t>Remove-Item app.log -ErrorAction Ignore</w:t>
+        <w:t>Remove-Item .\python\app.log -ErrorAction Ignore</w:t>
       </w:r>
     </w:p>
     <w:p>
@@ -13758,7 +14323,7 @@
         <w:keepNext/>
       </w:pPr>
       <w:r>
-        <w:t>rm -f app.log</w:t>
+        <w:t>rm -f ./python/app.log</w:t>
       </w:r>
     </w:p>
     <w:p>
@@ -13810,7 +14375,7 @@
         <w:keepNext/>
       </w:pPr>
       <w:r>
-        <w:t>Contents of app.log:</w:t>
+        <w:t>Contents of python\app.log:</w:t>
       </w:r>
     </w:p>
     <w:p>
@@ -13895,7 +14460,7 @@
         <w:keepNext/>
       </w:pPr>
       <w:r>
-        <w:t>Now see what happens when the log itself cannot be written. Set-ItemProperty marks app.log read-only, as in Lesson 3.3, so no program may change it. The program runs, $LASTEXITCODE shows its exit code, the count shows whether any line was added, and the last line clears the mark again.</w:t>
+        <w:t>Now see what happens when the log itself cannot be written. Set-ItemProperty marks .\python\app.log read-only, as in Lesson 3.3, so no program may change it. The program runs, $LASTEXITCODE shows its exit code, the count shows whether any line was added, and the last line clears the mark again.</w:t>
       </w:r>
     </w:p>
     <w:p>
@@ -13909,7 +14474,7 @@
         <w:keepNext/>
       </w:pPr>
       <w:r>
-        <w:t>Set-ItemProperty app.log IsReadOnly $true</w:t>
+        <w:t>Set-ItemProperty .\python\app.log IsReadOnly $true</w:t>
       </w:r>
     </w:p>
     <w:p>
@@ -13936,7 +14501,7 @@
         <w:keepNext/>
       </w:pPr>
       <w:r>
-        <w:t>(Get-Content app.log).Count</w:t>
+        <w:t>(Get-Content .\python\app.log).Count</w:t>
       </w:r>
     </w:p>
     <w:p>
@@ -13944,7 +14509,7 @@
         <w:pStyle w:val="CommandBlock"/>
       </w:pPr>
       <w:r>
-        <w:t>Set-ItemProperty app.log IsReadOnly $false</w:t>
+        <w:t>Set-ItemProperty .\python\app.log IsReadOnly $false</w:t>
       </w:r>
     </w:p>
     <w:p>
@@ -13979,7 +14544,7 @@
         <w:keepNext/>
       </w:pPr>
       <w:r>
-        <w:t>chmod a-w app.log</w:t>
+        <w:t>chmod a-w ./python/app.log</w:t>
       </w:r>
     </w:p>
     <w:p>
@@ -14006,7 +14571,7 @@
         <w:keepNext/>
       </w:pPr>
       <w:r>
-        <w:t>wc -l &lt; app.log</w:t>
+        <w:t>wc -l &lt; ./python/app.log</w:t>
       </w:r>
     </w:p>
     <w:p>
@@ -14014,7 +14579,7 @@
         <w:pStyle w:val="CommandBlock"/>
       </w:pPr>
       <w:r>
-        <w:t>chmod u+w app.log</w:t>
+        <w:t>chmod u+w ./python/app.log</w:t>
       </w:r>
     </w:p>
     <w:p>
@@ -14040,17 +14605,17 @@
         <w:pStyle w:val="RequiredOutput"/>
       </w:pPr>
       <w:r>
-        <w:t>Error: could not write to app.log</w:t>
-      </w:r>
-    </w:p>
-    <w:p>
-      <w:pPr>
-        <w:keepNext/>
-      </w:pPr>
-    </w:p>
-    <w:p>
-      <w:r>
-        <w:t>Then $LASTEXITCODE (echo $?) prints 1, and the count is still 4: nothing was added to the log. This failure is different from the failed read. A missing file is an event the program can record, so it records it and goes on. A log that cannot be written leaves the program with nowhere to record anything, so it stops at once and reports the problem on the error stream instead. The message is the program's own, so it is the same in every language.</w:t>
+        <w:t>Error: could not write to python\app.log</w:t>
+      </w:r>
+    </w:p>
+    <w:p>
+      <w:pPr>
+        <w:keepNext/>
+      </w:pPr>
+    </w:p>
+    <w:p>
+      <w:r>
+        <w:t>Then $LASTEXITCODE (echo $?) prints 1, and the count is still 4: nothing was added to the log. This failure is different from the failed read. A missing file is an event the program can record, so it records it and goes on. A log that cannot be written leaves the program with nowhere to record anything, so it stops at once and reports the problem on the error stream instead. The message is the program's own, so it is the same in every language apart from the folder name.</w:t>
       </w:r>
     </w:p>
     <w:p>
@@ -14195,7 +14760,7 @@
         <w:keepNext/>
       </w:pPr>
       <w:r>
-        <w:t>// Node's tools for files.</w:t>
+        <w:t>// Node's tools for files, and node:path's join joins paths.</w:t>
       </w:r>
     </w:p>
     <w:p>
@@ -14210,29 +14775,45 @@
       <w:pPr>
         <w:pStyle w:val="SourceCode"/>
       </w:pPr>
-    </w:p>
-    <w:p>
-      <w:pPr>
-        <w:pStyle w:val="SourceCode"/>
-      </w:pPr>
-      <w:r>
-        <w:t>// Writes one event to the log file, app.log, as one line: the time in</w:t>
-      </w:r>
-    </w:p>
-    <w:p>
-      <w:pPr>
-        <w:pStyle w:val="SourceCode"/>
-      </w:pPr>
-      <w:r>
-        <w:t>// UTC, the level, and the message, separated by " | ". Every event goes</w:t>
-      </w:r>
-    </w:p>
-    <w:p>
-      <w:pPr>
-        <w:pStyle w:val="SourceCode"/>
-      </w:pPr>
-      <w:r>
-        <w:t>// through this one function, so every line has exactly the same format.</w:t>
+      <w:r>
+        <w:t>import { join } from "node:path";</w:t>
+      </w:r>
+    </w:p>
+    <w:p>
+      <w:pPr>
+        <w:pStyle w:val="SourceCode"/>
+      </w:pPr>
+    </w:p>
+    <w:p>
+      <w:pPr>
+        <w:pStyle w:val="SourceCode"/>
+      </w:pPr>
+      <w:r>
+        <w:t>// Writes one event to the log file, app.log in the typescript folder, as</w:t>
+      </w:r>
+    </w:p>
+    <w:p>
+      <w:pPr>
+        <w:pStyle w:val="SourceCode"/>
+      </w:pPr>
+      <w:r>
+        <w:t>// one line: the time in UTC, the level, and the message, separated by</w:t>
+      </w:r>
+    </w:p>
+    <w:p>
+      <w:pPr>
+        <w:pStyle w:val="SourceCode"/>
+      </w:pPr>
+      <w:r>
+        <w:t>// " | ". Every event goes through this one function, so every line has</w:t>
+      </w:r>
+    </w:p>
+    <w:p>
+      <w:pPr>
+        <w:pStyle w:val="SourceCode"/>
+      </w:pPr>
+      <w:r>
+        <w:t>// exactly the same format.</w:t>
       </w:r>
     </w:p>
     <w:p>
@@ -14333,7 +14914,39 @@
         <w:pStyle w:val="SourceCode"/>
       </w:pPr>
       <w:r>
-        <w:t xml:space="preserve">    appendFileSync("app.log", `${timestamp} | ${level} | ${message}\n`,</w:t>
+        <w:t xml:space="preserve">    // The log goes in the typescript folder, so the TypeScript programs</w:t>
+      </w:r>
+    </w:p>
+    <w:p>
+      <w:pPr>
+        <w:pStyle w:val="SourceCode"/>
+      </w:pPr>
+      <w:r>
+        <w:t xml:space="preserve">    // write only inside their own folder. Remember, join joins with the</w:t>
+      </w:r>
+    </w:p>
+    <w:p>
+      <w:pPr>
+        <w:pStyle w:val="SourceCode"/>
+      </w:pPr>
+      <w:r>
+        <w:t xml:space="preserve">    // right separator.</w:t>
+      </w:r>
+    </w:p>
+    <w:p>
+      <w:pPr>
+        <w:pStyle w:val="SourceCode"/>
+      </w:pPr>
+      <w:r>
+        <w:t xml:space="preserve">    const path: string = join("typescript", "app.log");</w:t>
+      </w:r>
+    </w:p>
+    <w:p>
+      <w:pPr>
+        <w:pStyle w:val="SourceCode"/>
+      </w:pPr>
+      <w:r>
+        <w:t xml:space="preserve">    appendFileSync(path, `${timestamp} | ${level} | ${message}\n`,</w:t>
       </w:r>
     </w:p>
     <w:p>
@@ -14689,15 +15302,23 @@
         <w:pStyle w:val="SourceCode"/>
       </w:pPr>
       <w:r>
-        <w:t xml:space="preserve">    const contents: string = readFileSync("app.log", "utf-8");</w:t>
-      </w:r>
-    </w:p>
-    <w:p>
-      <w:pPr>
-        <w:pStyle w:val="SourceCode"/>
-      </w:pPr>
-      <w:r>
-        <w:t xml:space="preserve">    console.log("Contents of app.log:");</w:t>
+        <w:t xml:space="preserve">    const logPath: string = join("typescript", "app.log");</w:t>
+      </w:r>
+    </w:p>
+    <w:p>
+      <w:pPr>
+        <w:pStyle w:val="SourceCode"/>
+      </w:pPr>
+      <w:r>
+        <w:t xml:space="preserve">    const contents: string = readFileSync(logPath, "utf-8");</w:t>
+      </w:r>
+    </w:p>
+    <w:p>
+      <w:pPr>
+        <w:pStyle w:val="SourceCode"/>
+      </w:pPr>
+      <w:r>
+        <w:t xml:space="preserve">    console.log(`Contents of ${logPath}:`);</w:t>
       </w:r>
     </w:p>
     <w:p>
@@ -14764,7 +15385,7 @@
         <w:keepNext/>
       </w:pPr>
       <w:r>
-        <w:t>Remove-Item app.log -ErrorAction Ignore</w:t>
+        <w:t>Remove-Item .\typescript\app.log -ErrorAction Ignore</w:t>
       </w:r>
     </w:p>
     <w:p>
@@ -14825,7 +15446,7 @@
         <w:keepNext/>
       </w:pPr>
       <w:r>
-        <w:t>rm -f app.log</w:t>
+        <w:t>rm -f ./typescript/app.log</w:t>
       </w:r>
     </w:p>
     <w:p>
@@ -14886,7 +15507,7 @@
         <w:keepNext/>
       </w:pPr>
       <w:r>
-        <w:t>Contents of app.log:</w:t>
+        <w:t>Contents of typescript\app.log:</w:t>
       </w:r>
     </w:p>
     <w:p>
@@ -14934,7 +15555,7 @@
         <w:pStyle w:val="ListBullet"/>
       </w:pPr>
       <w:r>
-        <w:t>Contents of app.log: is printed by the program; the four lines after it are read back from app.log, exactly as stored.</w:t>
+        <w:t>The Contents line is printed by the program and names the log's path, without .\ in front; the four lines after it are read back from the log, exactly as stored.</w:t>
       </w:r>
     </w:p>
     <w:p>
@@ -14982,7 +15603,7 @@
         <w:pStyle w:val="ListBullet"/>
       </w:pPr>
       <w:r>
-        <w:t>Run Get-Content app.log (cat on Linux or macOS): it shows the same four lines, which are now saved in the file.</w:t>
+        <w:t>Run Get-Content .\typescript\app.log (cat ./typescript/app.log on Linux or macOS): it shows the same four lines, which are now saved in the file.</w:t>
       </w:r>
     </w:p>
     <w:p>
@@ -15011,7 +15632,7 @@
         <w:keepNext/>
       </w:pPr>
       <w:r>
-        <w:t>A log keeps every run's events. Run the Basic program again, this time without removing app.log first, then look at the file itself. Get-Content prints the log's lines, and (Get-Content app.log).Count counts them: the parentheses run Get-Content first, and .Count is the number of lines it read.</w:t>
+        <w:t>A log keeps every run's events. Run the Basic program again, this time without removing app.log first, then look at the file itself. Get-Content prints the log's lines, and (Get-Content .\typescript\app.log).Count counts them: the parentheses run Get-Content first, and .Count is the number of lines it read.</w:t>
       </w:r>
     </w:p>
     <w:p>
@@ -15034,7 +15655,7 @@
         <w:keepNext/>
       </w:pPr>
       <w:r>
-        <w:t>Get-Content app.log</w:t>
+        <w:t>Get-Content .\typescript\app.log</w:t>
       </w:r>
     </w:p>
     <w:p>
@@ -15042,7 +15663,7 @@
         <w:pStyle w:val="CommandBlock"/>
       </w:pPr>
       <w:r>
-        <w:t>(Get-Content app.log).Count</w:t>
+        <w:t>(Get-Content .\typescript\app.log).Count</w:t>
       </w:r>
     </w:p>
     <w:p>
@@ -15063,7 +15684,7 @@
         <w:keepNext/>
       </w:pPr>
       <w:r>
-        <w:t>cat prints the log, and wc -l &lt; app.log counts its lines.</w:t>
+        <w:t>cat prints the log, and wc -l &lt; ./typescript/app.log counts its lines.</w:t>
       </w:r>
     </w:p>
     <w:p>
@@ -15086,7 +15707,7 @@
         <w:keepNext/>
       </w:pPr>
       <w:r>
-        <w:t>cat app.log</w:t>
+        <w:t>cat ./typescript/app.log</w:t>
       </w:r>
     </w:p>
     <w:p>
@@ -15094,7 +15715,7 @@
         <w:pStyle w:val="CommandBlock"/>
       </w:pPr>
       <w:r>
-        <w:t>wc -l &lt; app.log</w:t>
+        <w:t>wc -l &lt; ./typescript/app.log</w:t>
       </w:r>
     </w:p>
     <w:p>
@@ -15121,7 +15742,7 @@
         <w:keepNext/>
       </w:pPr>
       <w:r>
-        <w:t>Contents of app.log:</w:t>
+        <w:t>Contents of typescript\app.log:</w:t>
       </w:r>
     </w:p>
     <w:p>
@@ -15225,7 +15846,7 @@
     </w:p>
     <w:p>
       <w:r>
-        <w:t>The production-minded version writes the same events. writeLog takes the log's path as well; when appendFileSync throws, its catch throws one Error, could not write to app.log. readTextFile is Lesson 3.2's function. main writes every event inside one try block, so a failed log write reaches the catch, which prints one Error line and sets exit code 1; an inner try covers only each read, so a failed read becomes an ERROR event instead.</w:t>
+        <w:t>The production-minded version writes the same events. writeLog takes the log's path as well; when appendFileSync throws, its catch throws one Error, could not write to, followed by the log's path. readTextFile is Lesson 3.2's function. main writes every event inside one try block, so a failed log write reaches the catch, which prints one Error line and sets exit code 1; an inner try covers only each read, so a failed read becomes an ERROR event instead.</w:t>
       </w:r>
     </w:p>
     <w:p>
@@ -15256,7 +15877,7 @@
         <w:keepNext/>
       </w:pPr>
       <w:r>
-        <w:t>// Node's tools for files.</w:t>
+        <w:t>// Node's tools for files, and node:path's join joins paths.</w:t>
       </w:r>
     </w:p>
     <w:p>
@@ -15271,6 +15892,14 @@
       <w:pPr>
         <w:pStyle w:val="SourceCode"/>
       </w:pPr>
+      <w:r>
+        <w:t>import { join } from "node:path";</w:t>
+      </w:r>
+    </w:p>
+    <w:p>
+      <w:pPr>
+        <w:pStyle w:val="SourceCode"/>
+      </w:pPr>
     </w:p>
     <w:p>
       <w:pPr>
@@ -15508,15 +16137,31 @@
         <w:pStyle w:val="SourceCode"/>
       </w:pPr>
       <w:r>
-        <w:t xml:space="preserve">    // Remember, relative paths start from the working directory.</w:t>
-      </w:r>
-    </w:p>
-    <w:p>
-      <w:pPr>
-        <w:pStyle w:val="SourceCode"/>
-      </w:pPr>
-      <w:r>
-        <w:t xml:space="preserve">    const logPath: string = "app.log";</w:t>
+        <w:t xml:space="preserve">    // The log goes in the typescript folder, so the TypeScript programs</w:t>
+      </w:r>
+    </w:p>
+    <w:p>
+      <w:pPr>
+        <w:pStyle w:val="SourceCode"/>
+      </w:pPr>
+      <w:r>
+        <w:t xml:space="preserve">    // write only inside their own folder. Remember, join joins with the</w:t>
+      </w:r>
+    </w:p>
+    <w:p>
+      <w:pPr>
+        <w:pStyle w:val="SourceCode"/>
+      </w:pPr>
+      <w:r>
+        <w:t xml:space="preserve">    // right separator.</w:t>
+      </w:r>
+    </w:p>
+    <w:p>
+      <w:pPr>
+        <w:pStyle w:val="SourceCode"/>
+      </w:pPr>
+      <w:r>
+        <w:t xml:space="preserve">    const logPath: string = join("typescript", "app.log");</w:t>
       </w:r>
     </w:p>
     <w:p>
@@ -15955,7 +16600,7 @@
         <w:keepNext/>
       </w:pPr>
       <w:r>
-        <w:t>Remove-Item app.log -ErrorAction Ignore</w:t>
+        <w:t>Remove-Item .\typescript\app.log -ErrorAction Ignore</w:t>
       </w:r>
     </w:p>
     <w:p>
@@ -16012,7 +16657,7 @@
         <w:keepNext/>
       </w:pPr>
       <w:r>
-        <w:t>rm -f app.log</w:t>
+        <w:t>rm -f ./typescript/app.log</w:t>
       </w:r>
     </w:p>
     <w:p>
@@ -16082,7 +16727,7 @@
         <w:keepNext/>
       </w:pPr>
       <w:r>
-        <w:t>Contents of app.log:</w:t>
+        <w:t>Contents of typescript\app.log:</w:t>
       </w:r>
     </w:p>
     <w:p>
@@ -16167,7 +16812,7 @@
         <w:keepNext/>
       </w:pPr>
       <w:r>
-        <w:t>Now see what happens when the log itself cannot be written. Set-ItemProperty marks app.log read-only, as in Lesson 3.3, so no program may change it. The program runs, $LASTEXITCODE shows its exit code, the count shows whether any line was added, and the last line clears the mark again.</w:t>
+        <w:t>Now see what happens when the log itself cannot be written. Set-ItemProperty marks .\typescript\app.log read-only, as in Lesson 3.3, so no program may change it. The program runs, $LASTEXITCODE shows its exit code, the count shows whether any line was added, and the last line clears the mark again.</w:t>
       </w:r>
     </w:p>
     <w:p>
@@ -16181,7 +16826,7 @@
         <w:keepNext/>
       </w:pPr>
       <w:r>
-        <w:t>Set-ItemProperty app.log IsReadOnly $true</w:t>
+        <w:t>Set-ItemProperty .\typescript\app.log IsReadOnly $true</w:t>
       </w:r>
     </w:p>
     <w:p>
@@ -16208,7 +16853,7 @@
         <w:keepNext/>
       </w:pPr>
       <w:r>
-        <w:t>(Get-Content app.log).Count</w:t>
+        <w:t>(Get-Content .\typescript\app.log).Count</w:t>
       </w:r>
     </w:p>
     <w:p>
@@ -16216,7 +16861,7 @@
         <w:pStyle w:val="CommandBlock"/>
       </w:pPr>
       <w:r>
-        <w:t>Set-ItemProperty app.log IsReadOnly $false</w:t>
+        <w:t>Set-ItemProperty .\typescript\app.log IsReadOnly $false</w:t>
       </w:r>
     </w:p>
     <w:p>
@@ -16251,7 +16896,7 @@
         <w:keepNext/>
       </w:pPr>
       <w:r>
-        <w:t>chmod a-w app.log</w:t>
+        <w:t>chmod a-w ./typescript/app.log</w:t>
       </w:r>
     </w:p>
     <w:p>
@@ -16278,7 +16923,7 @@
         <w:keepNext/>
       </w:pPr>
       <w:r>
-        <w:t>wc -l &lt; app.log</w:t>
+        <w:t>wc -l &lt; ./typescript/app.log</w:t>
       </w:r>
     </w:p>
     <w:p>
@@ -16286,7 +16931,7 @@
         <w:pStyle w:val="CommandBlock"/>
       </w:pPr>
       <w:r>
-        <w:t>chmod u+w app.log</w:t>
+        <w:t>chmod u+w ./typescript/app.log</w:t>
       </w:r>
     </w:p>
     <w:p>
@@ -16312,17 +16957,17 @@
         <w:pStyle w:val="RequiredOutput"/>
       </w:pPr>
       <w:r>
-        <w:t>Error: could not write to app.log</w:t>
-      </w:r>
-    </w:p>
-    <w:p>
-      <w:pPr>
-        <w:keepNext/>
-      </w:pPr>
-    </w:p>
-    <w:p>
-      <w:r>
-        <w:t>Then $LASTEXITCODE (echo $?) prints 1, and the count is still 4: nothing was added to the log. This failure is different from the failed read. A missing file is an event the program can record, so it records it and goes on. A log that cannot be written leaves the program with nowhere to record anything, so it stops at once and reports the problem on the error stream instead. The message is the program's own, so it is the same in every language.</w:t>
+        <w:t>Error: could not write to typescript\app.log</w:t>
+      </w:r>
+    </w:p>
+    <w:p>
+      <w:pPr>
+        <w:keepNext/>
+      </w:pPr>
+    </w:p>
+    <w:p>
+      <w:r>
+        <w:t>Then $LASTEXITCODE (echo $?) prints 1, and the count is still 4: nothing was added to the log. This failure is different from the failed read. A missing file is an event the program can record, so it records it and goes on. A log that cannot be written leaves the program with nowhere to record anything, so it stops at once and reports the problem on the error stream instead. The message is the program's own, so it is the same in every language apart from the folder name.</w:t>
       </w:r>
     </w:p>
     <w:p>
@@ -16871,7 +17516,7 @@
         <w:keepNext/>
       </w:pPr>
       <w:r>
-        <w:t>Log file: app.log, in the lesson-3.18 folder, appended to</w:t>
+        <w:t>Log file: app.log in each language's folder, such as c\app.log, appended to</w:t>
       </w:r>
     </w:p>
     <w:p>
@@ -16933,7 +17578,7 @@
         <w:pStyle w:val="RequiredOutput"/>
       </w:pPr>
       <w:r>
-        <w:t>Challenge: print the WARNING and ERROR lines again, under Problems in app.log:</w:t>
+        <w:t>Challenge: print the WARNING and ERROR lines again, under Problems in c\app.log:</w:t>
       </w:r>
     </w:p>
     <w:p>
@@ -16959,7 +17604,7 @@
         <w:keepNext/>
       </w:pPr>
       <w:r>
-        <w:t>Both the Basic and the Production-Minded program show these lines and end with exit code 0. Your timestamps show your own run's time in UTC; everything from the first | onward must match exactly.</w:t>
+        <w:t>Both the Basic and the Production-Minded program show these lines and end with exit code 0. Your timestamps show your own run's time in UTC; everything from the first | onward must match exactly. These are the C lines; each language prints its own folder name in place of c.</w:t>
       </w:r>
     </w:p>
     <w:p>
@@ -16973,7 +17618,7 @@
         <w:keepNext/>
       </w:pPr>
       <w:r>
-        <w:t>Contents of app.log:</w:t>
+        <w:t>Contents of c\app.log:</w:t>
       </w:r>
     </w:p>
     <w:p>
@@ -17211,7 +17856,7 @@
         <w:keepNext/>
       </w:pPr>
       <w:r>
-        <w:t>With notes.txt read as well, and exit code 0:</w:t>
+        <w:t>With notes.txt read as well, and exit code 0. These are the C lines; each language prints its own folder name in place of c.</w:t>
       </w:r>
     </w:p>
     <w:p>
@@ -17225,7 +17870,7 @@
         <w:keepNext/>
       </w:pPr>
       <w:r>
-        <w:t>Contents of app.log:</w:t>
+        <w:t>Contents of c\app.log:</w:t>
       </w:r>
     </w:p>
     <w:p>
@@ -17297,7 +17942,7 @@
     </w:p>
     <w:p>
       <w:r>
-        <w:t>A log is only useful if someone reads it, and the lines that need attention are the WARNING and ERROR lines. Change the Production-Minded program so that, after printing the log, it prints Problems in app.log: and then every line of the log whose level is WARNING or ERROR, in the order they appear.</w:t>
+        <w:t>A log is only useful if someone reads it, and the lines that need attention are the WARNING and ERROR lines. Change the Production-Minded program so that, after printing the log, it prints Problems in, the log's path and a colon, as the Contents line does, and then every line of the log whose level is WARNING or ERROR, in the order they appear.</w:t>
       </w:r>
     </w:p>
     <w:p>
@@ -17362,7 +18007,7 @@
         <w:keepNext/>
       </w:pPr>
       <w:r>
-        <w:t>With the problems listed as well, and exit code 0:</w:t>
+        <w:t>With the problems listed as well, and exit code 0. These are the C lines; each language prints its own folder name in place of c.</w:t>
       </w:r>
     </w:p>
     <w:p>
@@ -17376,7 +18021,7 @@
         <w:keepNext/>
       </w:pPr>
       <w:r>
-        <w:t>Contents of app.log:</w:t>
+        <w:t>Contents of c\app.log:</w:t>
       </w:r>
     </w:p>
     <w:p>
@@ -17421,7 +18066,7 @@
         <w:keepNext/>
       </w:pPr>
       <w:r>
-        <w:t>Problems in app.log:</w:t>
+        <w:t>Problems in c\app.log:</w:t>
       </w:r>
     </w:p>
     <w:p>
@@ -17464,7 +18109,7 @@
         <w:keepNext/>
       </w:pPr>
       <w:r>
-        <w:t>With both changes, and exit code 0:</w:t>
+        <w:t>With both changes, and exit code 0. These are the C lines; each language prints its own folder name in place of c.</w:t>
       </w:r>
     </w:p>
     <w:p>
@@ -17478,7 +18123,7 @@
         <w:keepNext/>
       </w:pPr>
       <w:r>
-        <w:t>Contents of app.log:</w:t>
+        <w:t>Contents of c\app.log:</w:t>
       </w:r>
     </w:p>
     <w:p>
@@ -17532,7 +18177,7 @@
         <w:keepNext/>
       </w:pPr>
       <w:r>
-        <w:t>Problems in app.log:</w:t>
+        <w:t>Problems in c\app.log:</w:t>
       </w:r>
     </w:p>
     <w:p>
@@ -17657,10 +18302,10 @@
     </w:p>
     <w:p>
       <w:r>
-        <w:t>A log is a file of events, one line each, appended in the order they happen. Every program wrote four events to app.log in one fixed format, the time in UTC, the level, and the message: the start, a successful read, a failed read, and the completion. The failed read was recorded as an ERROR, and the program went on; because an operation had failed, the completion was a WARNING rather than a normal INFO line. Every event was appended, so running again kept the earlier events. When the log itself could not be</w:t>
-      </w:r>
-      <w:r>
-        <w:t xml:space="preserve"> written, the Production-Minded program stopped with one Error line and exit code 1. Lesson 3.19 turns to file handling errors: handling missing files, invalid paths, permission failures, conflicts, and malformed content with clear diagnostics.</w:t>
+        <w:t>A log is a file of events, one line each, appended in the order they happen. Every program wrote four events to its own app.log in one fixed format, the time in UTC, the level, and the message: the start, a successful read, a failed read, and the completion. The failed read was recorded as an ERROR, and the program went on; because an operation had failed, the completion was a WARNING rather than a normal INFO line. Every event was appended, so running again kept the earlier events. When the log itself coul</w:t>
+      </w:r>
+      <w:r>
+        <w:t>d not be written, the Production-Minded program stopped with one Error line and exit code 1. Lesson 3.19 turns to file handling errors: handling missing files, invalid paths, permission failures, conflicts, and malformed content with clear diagnostics.</w:t>
       </w:r>
     </w:p>
     <w:sectPr>
@@ -17846,31 +18491,31 @@
       </w:rPr>
     </w:lvl>
   </w:abstractNum>
-  <w:num w:numId="1" w16cid:durableId="1334600650">
+  <w:num w:numId="1" w16cid:durableId="172183676">
     <w:abstractNumId w:val="8"/>
   </w:num>
-  <w:num w:numId="2" w16cid:durableId="1269315365">
+  <w:num w:numId="2" w16cid:durableId="1614364523">
     <w:abstractNumId w:val="6"/>
   </w:num>
-  <w:num w:numId="3" w16cid:durableId="229772146">
+  <w:num w:numId="3" w16cid:durableId="1153906285">
     <w:abstractNumId w:val="5"/>
   </w:num>
-  <w:num w:numId="4" w16cid:durableId="727994687">
+  <w:num w:numId="4" w16cid:durableId="1903440573">
     <w:abstractNumId w:val="4"/>
   </w:num>
-  <w:num w:numId="5" w16cid:durableId="1748116010">
+  <w:num w:numId="5" w16cid:durableId="1398432457">
     <w:abstractNumId w:val="7"/>
   </w:num>
-  <w:num w:numId="6" w16cid:durableId="1515805009">
+  <w:num w:numId="6" w16cid:durableId="549465691">
     <w:abstractNumId w:val="3"/>
   </w:num>
-  <w:num w:numId="7" w16cid:durableId="19479918">
+  <w:num w:numId="7" w16cid:durableId="1618608425">
     <w:abstractNumId w:val="2"/>
   </w:num>
-  <w:num w:numId="8" w16cid:durableId="1059129483">
+  <w:num w:numId="8" w16cid:durableId="1559434995">
     <w:abstractNumId w:val="1"/>
   </w:num>
-  <w:num w:numId="9" w16cid:durableId="453066075">
+  <w:num w:numId="9" w16cid:durableId="2142308201">
     <w:abstractNumId w:val="0"/>
   </w:num>
 </w:numbering>
